--- a/3k1s/ОS3-1/лаба02.docx
+++ b/3k1s/ОS3-1/лаба02.docx
@@ -497,7 +497,31 @@
         <w:t>Цель работы:</w:t>
       </w:r>
       <w:r>
-        <w:t xml:space="preserve"> Получение практических навыков в работе с командными оболочками такими как cmd, PowerShell, bash.</w:t>
+        <w:t xml:space="preserve"> Получение практических навыков в работе с командными оболочками такими как </w:t>
+      </w:r>
+      <w:proofErr w:type="spellStart"/>
+      <w:r>
+        <w:t>cmd</w:t>
+      </w:r>
+      <w:proofErr w:type="spellEnd"/>
+      <w:r>
+        <w:t xml:space="preserve">, </w:t>
+      </w:r>
+      <w:proofErr w:type="spellStart"/>
+      <w:r>
+        <w:t>PowerShell</w:t>
+      </w:r>
+      <w:proofErr w:type="spellEnd"/>
+      <w:r>
+        <w:t xml:space="preserve">, </w:t>
+      </w:r>
+      <w:proofErr w:type="spellStart"/>
+      <w:r>
+        <w:t>bash</w:t>
+      </w:r>
+      <w:proofErr w:type="spellEnd"/>
+      <w:r>
+        <w:t>.</w:t>
       </w:r>
     </w:p>
     <w:p>
@@ -507,7 +531,15 @@
     </w:p>
     <w:p>
       <w:r>
-        <w:t>Для лучшего опыт всю лабораторную работу лучше выполнять без использования мышки, тачпада и т.д. (ss64, ss64)</w:t>
+        <w:t xml:space="preserve">Для лучшего опыт всю лабораторную работу лучше выполнять без использования мышки, </w:t>
+      </w:r>
+      <w:proofErr w:type="spellStart"/>
+      <w:r>
+        <w:t>тачпада</w:t>
+      </w:r>
+      <w:proofErr w:type="spellEnd"/>
+      <w:r>
+        <w:t xml:space="preserve"> и т.д. (ss64, ss64)</w:t>
       </w:r>
     </w:p>
     <w:p>
@@ -545,9 +577,11 @@
       </w:r>
     </w:p>
     <w:p>
+      <w:proofErr w:type="spellStart"/>
       <w:r>
         <w:t>Перехлодим</w:t>
       </w:r>
+      <w:proofErr w:type="spellEnd"/>
       <w:r>
         <w:t xml:space="preserve"> в домашний каталог </w:t>
       </w:r>
@@ -664,12 +698,14 @@
       <w:r>
         <w:t xml:space="preserve"> (лежит вместе с условием на </w:t>
       </w:r>
+      <w:proofErr w:type="spellStart"/>
       <w:r>
         <w:rPr>
           <w:lang w:val="en-US"/>
         </w:rPr>
         <w:t>diskstation</w:t>
       </w:r>
+      <w:proofErr w:type="spellEnd"/>
       <w:r>
         <w:t>)</w:t>
       </w:r>
@@ -754,21 +790,25 @@
       <w:r>
         <w:t xml:space="preserve"> </w:t>
       </w:r>
+      <w:proofErr w:type="spellStart"/>
       <w:r>
         <w:rPr>
           <w:lang w:val="en-US"/>
         </w:rPr>
         <w:t>cmd</w:t>
       </w:r>
+      <w:proofErr w:type="spellEnd"/>
       <w:r>
         <w:t xml:space="preserve"> в данном каталоге путём указания слова </w:t>
       </w:r>
+      <w:proofErr w:type="spellStart"/>
       <w:r>
         <w:rPr>
           <w:lang w:val="en-US"/>
         </w:rPr>
         <w:t>cmd</w:t>
       </w:r>
+      <w:proofErr w:type="spellEnd"/>
       <w:r>
         <w:t xml:space="preserve"> в адресной строке проводника</w:t>
       </w:r>
@@ -916,12 +956,14 @@
       <w:r>
         <w:t>_01</w:t>
       </w:r>
+      <w:proofErr w:type="spellStart"/>
       <w:r>
         <w:rPr>
           <w:lang w:val="en-US"/>
         </w:rPr>
         <w:t>i</w:t>
       </w:r>
+      <w:proofErr w:type="spellEnd"/>
       <w:r>
         <w:t>/Русский с использованием абсолютного пути</w:t>
       </w:r>
@@ -1042,21 +1084,25 @@
       <w:r>
         <w:t xml:space="preserve">) перейти в каталог </w:t>
       </w:r>
+      <w:proofErr w:type="spellStart"/>
       <w:r>
         <w:rPr>
           <w:lang w:val="en-US"/>
         </w:rPr>
         <w:t>taks</w:t>
       </w:r>
+      <w:proofErr w:type="spellEnd"/>
       <w:r>
         <w:t>_01</w:t>
       </w:r>
+      <w:proofErr w:type="spellStart"/>
       <w:r>
         <w:rPr>
           <w:lang w:val="en-US"/>
         </w:rPr>
         <w:t>i</w:t>
       </w:r>
+      <w:proofErr w:type="spellEnd"/>
       <w:r>
         <w:t>/</w:t>
       </w:r>
@@ -1170,7 +1216,23 @@
         <w:t xml:space="preserve">2.1.2 </w:t>
       </w:r>
       <w:r>
-        <w:t>Копирование файлов (copy, xcopy)</w:t>
+        <w:t>Копирование файлов (</w:t>
+      </w:r>
+      <w:proofErr w:type="spellStart"/>
+      <w:r>
+        <w:t>copy</w:t>
+      </w:r>
+      <w:proofErr w:type="spellEnd"/>
+      <w:r>
+        <w:t xml:space="preserve">, </w:t>
+      </w:r>
+      <w:proofErr w:type="spellStart"/>
+      <w:r>
+        <w:t>xcopy</w:t>
+      </w:r>
+      <w:proofErr w:type="spellEnd"/>
+      <w:r>
+        <w:t>)</w:t>
       </w:r>
     </w:p>
     <w:p>
@@ -1216,12 +1278,14 @@
       <w:r>
         <w:t>_</w:t>
       </w:r>
+      <w:proofErr w:type="spellStart"/>
       <w:r>
         <w:rPr>
           <w:lang w:val="en-US"/>
         </w:rPr>
         <w:t>tmp</w:t>
       </w:r>
+      <w:proofErr w:type="spellEnd"/>
       <w:r>
         <w:t xml:space="preserve"> в каталог </w:t>
       </w:r>
@@ -1806,7 +1870,15 @@
         <w:t>txt</w:t>
       </w:r>
       <w:r>
-        <w:t>3 информацию вводимую с консоли</w:t>
+        <w:t xml:space="preserve">3 </w:t>
+      </w:r>
+      <w:proofErr w:type="gramStart"/>
+      <w:r>
+        <w:t>информацию</w:t>
+      </w:r>
+      <w:proofErr w:type="gramEnd"/>
+      <w:r>
+        <w:t xml:space="preserve"> вводимую с консоли</w:t>
       </w:r>
       <w:r>
         <w:t>.</w:t>
@@ -1881,12 +1953,14 @@
       <w:r>
         <w:t>(</w:t>
       </w:r>
+      <w:proofErr w:type="spellStart"/>
       <w:r>
         <w:rPr>
           <w:lang w:val="en-US"/>
         </w:rPr>
         <w:t>xcopy</w:t>
       </w:r>
+      <w:proofErr w:type="spellEnd"/>
       <w:r>
         <w:t xml:space="preserve">) скопировать все файлы, каталоги и подкаталоги, включая пустые, а также скрытые и системные из </w:t>
       </w:r>
@@ -1926,12 +2000,14 @@
       <w:r>
         <w:t>_</w:t>
       </w:r>
+      <w:proofErr w:type="spellStart"/>
       <w:r>
         <w:rPr>
           <w:lang w:val="en-US"/>
         </w:rPr>
         <w:t>dst</w:t>
       </w:r>
+      <w:proofErr w:type="spellEnd"/>
       <w:r>
         <w:t>_1</w:t>
       </w:r>
@@ -2003,12 +2079,14 @@
       <w:r>
         <w:t>(</w:t>
       </w:r>
+      <w:proofErr w:type="spellStart"/>
       <w:r>
         <w:rPr>
           <w:lang w:val="en-US"/>
         </w:rPr>
         <w:t>xcopy</w:t>
       </w:r>
+      <w:proofErr w:type="spellEnd"/>
       <w:r>
         <w:t xml:space="preserve">) скопировать все файлы с атрибутами «архивный» и «только для чтения» с сохранением этого атрибута для файлов-результатов из </w:t>
       </w:r>
@@ -2048,12 +2126,14 @@
       <w:r>
         <w:t>_</w:t>
       </w:r>
+      <w:proofErr w:type="spellStart"/>
       <w:r>
         <w:rPr>
           <w:lang w:val="en-US"/>
         </w:rPr>
         <w:t>dst</w:t>
       </w:r>
+      <w:proofErr w:type="spellEnd"/>
       <w:r>
         <w:t>_2</w:t>
       </w:r>
@@ -2122,7 +2202,39 @@
         <w:t xml:space="preserve">2.1.3 </w:t>
       </w:r>
       <w:r>
-        <w:t>Перемещение и удаление (move, del, rd, replace)</w:t>
+        <w:t>Перемещение и удаление (</w:t>
+      </w:r>
+      <w:proofErr w:type="spellStart"/>
+      <w:r>
+        <w:t>move</w:t>
+      </w:r>
+      <w:proofErr w:type="spellEnd"/>
+      <w:r>
+        <w:t xml:space="preserve">, </w:t>
+      </w:r>
+      <w:proofErr w:type="spellStart"/>
+      <w:r>
+        <w:t>del</w:t>
+      </w:r>
+      <w:proofErr w:type="spellEnd"/>
+      <w:r>
+        <w:t xml:space="preserve">, </w:t>
+      </w:r>
+      <w:proofErr w:type="spellStart"/>
+      <w:r>
+        <w:t>rd</w:t>
+      </w:r>
+      <w:proofErr w:type="spellEnd"/>
+      <w:r>
+        <w:t xml:space="preserve">, </w:t>
+      </w:r>
+      <w:proofErr w:type="spellStart"/>
+      <w:r>
+        <w:t>replace</w:t>
+      </w:r>
+      <w:proofErr w:type="spellEnd"/>
+      <w:r>
+        <w:t>)</w:t>
       </w:r>
     </w:p>
     <w:p>
@@ -2165,12 +2277,14 @@
       <w:r>
         <w:t>_</w:t>
       </w:r>
+      <w:proofErr w:type="spellStart"/>
       <w:r>
         <w:rPr>
           <w:lang w:val="en-US"/>
         </w:rPr>
         <w:t>src</w:t>
       </w:r>
+      <w:proofErr w:type="spellEnd"/>
       <w:r>
         <w:t xml:space="preserve"> в каталог </w:t>
       </w:r>
@@ -2192,12 +2306,14 @@
       <w:r>
         <w:t>_</w:t>
       </w:r>
+      <w:proofErr w:type="spellStart"/>
       <w:r>
         <w:rPr>
           <w:lang w:val="en-US"/>
         </w:rPr>
         <w:t>dst</w:t>
       </w:r>
+      <w:proofErr w:type="spellEnd"/>
       <w:r>
         <w:t>.</w:t>
       </w:r>
@@ -2463,12 +2579,14 @@
       <w:r>
         <w:t>(</w:t>
       </w:r>
+      <w:proofErr w:type="spellStart"/>
       <w:r>
         <w:rPr>
           <w:lang w:val="en-US"/>
         </w:rPr>
         <w:t>ren</w:t>
       </w:r>
+      <w:proofErr w:type="spellEnd"/>
       <w:r>
         <w:t xml:space="preserve">) изменить расширение всех файлов в каталоге </w:t>
       </w:r>
@@ -2638,12 +2756,14 @@
       <w:r>
         <w:t>(</w:t>
       </w:r>
+      <w:proofErr w:type="spellStart"/>
       <w:r>
         <w:rPr>
           <w:lang w:val="en-US"/>
         </w:rPr>
         <w:t>ren</w:t>
       </w:r>
+      <w:proofErr w:type="spellEnd"/>
       <w:r>
         <w:t xml:space="preserve">) изменить имя файла </w:t>
       </w:r>
@@ -2663,7 +2783,11 @@
         <w:t>bmp</w:t>
       </w:r>
       <w:r>
-        <w:t xml:space="preserve"> на «имя вашего пользователя».</w:t>
+        <w:t xml:space="preserve"> на «имя вашего пользователя</w:t>
+      </w:r>
+      <w:proofErr w:type="gramStart"/>
+      <w:r>
+        <w:t>».</w:t>
       </w:r>
       <w:r>
         <w:rPr>
@@ -2671,6 +2795,7 @@
         </w:rPr>
         <w:t>Ren</w:t>
       </w:r>
+      <w:proofErr w:type="gramEnd"/>
       <w:r>
         <w:t>.</w:t>
       </w:r>
@@ -3276,12 +3401,14 @@
       <w:r>
         <w:t>(</w:t>
       </w:r>
+      <w:proofErr w:type="spellStart"/>
       <w:r>
         <w:rPr>
           <w:lang w:val="en-US"/>
         </w:rPr>
         <w:t>rd</w:t>
       </w:r>
+      <w:proofErr w:type="spellEnd"/>
       <w:r>
         <w:t xml:space="preserve">) </w:t>
       </w:r>
@@ -3422,19 +3549,29 @@
         <w:t xml:space="preserve">2.1.4 </w:t>
       </w:r>
       <w:r>
-        <w:t>Просмотр содержимого (dir)</w:t>
+        <w:t>Просмотр содержимого (</w:t>
+      </w:r>
+      <w:proofErr w:type="spellStart"/>
+      <w:r>
+        <w:t>dir</w:t>
+      </w:r>
+      <w:proofErr w:type="spellEnd"/>
+      <w:r>
+        <w:t>)</w:t>
       </w:r>
     </w:p>
     <w:p>
       <w:r>
         <w:t>(</w:t>
       </w:r>
+      <w:proofErr w:type="spellStart"/>
       <w:r>
         <w:rPr>
           <w:lang w:val="en-US"/>
         </w:rPr>
         <w:t>dir</w:t>
       </w:r>
+      <w:proofErr w:type="spellEnd"/>
       <w:r>
         <w:t xml:space="preserve">) постранично вывести содержимое каталога </w:t>
       </w:r>
@@ -3530,15 +3667,18 @@
       <w:r>
         <w:t>(</w:t>
       </w:r>
+      <w:proofErr w:type="spellStart"/>
       <w:r>
         <w:rPr>
           <w:lang w:val="en-US"/>
         </w:rPr>
         <w:t>dir</w:t>
       </w:r>
+      <w:proofErr w:type="spellEnd"/>
       <w:r>
         <w:t xml:space="preserve">) постранично вывести все каталоги и файлы, включая вложенные подкаталоги и файлы каталога </w:t>
       </w:r>
+      <w:proofErr w:type="gramStart"/>
       <w:r>
         <w:rPr>
           <w:lang w:val="en-US"/>
@@ -3555,7 +3695,11 @@
         <w:t>Users</w:t>
       </w:r>
       <w:r>
-        <w:t xml:space="preserve">\«ваш пользователь» в отсортированном по алфавиту порядке с записью результата в файл </w:t>
+        <w:t>\«</w:t>
+      </w:r>
+      <w:proofErr w:type="gramEnd"/>
+      <w:r>
+        <w:t xml:space="preserve">ваш пользователь» в отсортированном по алфавиту порядке с записью результата в файл </w:t>
       </w:r>
       <w:r>
         <w:rPr>
@@ -3750,7 +3894,23 @@
         <w:t xml:space="preserve">2.1.5 </w:t>
       </w:r>
       <w:r>
-        <w:t>Создание и удаление каталогов (md, rd)</w:t>
+        <w:t>Создание и удаление каталогов (</w:t>
+      </w:r>
+      <w:proofErr w:type="spellStart"/>
+      <w:r>
+        <w:t>md</w:t>
+      </w:r>
+      <w:proofErr w:type="spellEnd"/>
+      <w:r>
+        <w:t xml:space="preserve">, </w:t>
+      </w:r>
+      <w:proofErr w:type="spellStart"/>
+      <w:r>
+        <w:t>rd</w:t>
+      </w:r>
+      <w:proofErr w:type="spellEnd"/>
+      <w:r>
+        <w:t>)</w:t>
       </w:r>
     </w:p>
     <w:p>
@@ -3896,12 +4056,14 @@
       <w:r>
         <w:t>\</w:t>
       </w:r>
+      <w:proofErr w:type="spellStart"/>
       <w:r>
         <w:rPr>
           <w:lang w:val="en-US"/>
         </w:rPr>
         <w:t>dir</w:t>
       </w:r>
+      <w:proofErr w:type="spellEnd"/>
       <w:r>
         <w:t>\</w:t>
       </w:r>
@@ -3987,12 +4149,14 @@
       <w:r>
         <w:t>(</w:t>
       </w:r>
+      <w:proofErr w:type="spellStart"/>
       <w:r>
         <w:rPr>
           <w:lang w:val="en-US"/>
         </w:rPr>
         <w:t>rd</w:t>
       </w:r>
+      <w:proofErr w:type="spellEnd"/>
       <w:r>
         <w:t>) удалить пустой каталог \</w:t>
       </w:r>
@@ -4090,12 +4254,14 @@
       <w:r>
         <w:t>(</w:t>
       </w:r>
+      <w:proofErr w:type="spellStart"/>
       <w:r>
         <w:rPr>
           <w:lang w:val="en-US"/>
         </w:rPr>
         <w:t>rd</w:t>
       </w:r>
+      <w:proofErr w:type="spellEnd"/>
       <w:r>
         <w:t>) удалить не пустой каталог \</w:t>
       </w:r>
@@ -4206,6 +4372,7 @@
         </w:rPr>
         <w:t>&gt;</w:t>
       </w:r>
+      <w:proofErr w:type="gramStart"/>
       <w:r>
         <w:rPr>
           <w:rFonts w:cs="Times New Roman"/>
@@ -4216,12 +4383,19 @@
         <w:rPr>
           <w:rFonts w:cs="Times New Roman"/>
         </w:rPr>
-        <w:t>&gt;&gt;</w:t>
-      </w:r>
+        <w:t>&gt;</w:t>
+      </w:r>
+      <w:proofErr w:type="gramEnd"/>
       <w:r>
         <w:rPr>
           <w:rFonts w:cs="Times New Roman"/>
         </w:rPr>
+        <w:t>&gt;</w:t>
+      </w:r>
+      <w:r>
+        <w:rPr>
+          <w:rFonts w:cs="Times New Roman"/>
+        </w:rPr>
         <w:t>)</w:t>
       </w:r>
     </w:p>
@@ -4230,7 +4404,15 @@
         <w:t>Выполняем</w:t>
       </w:r>
       <w:r>
-        <w:t xml:space="preserve"> следующие задания с использованием различных команд, но с обязательным использованием таких операторов как перенаправление вывода (&gt;, &gt;&gt;), конвейеризации (|) и соединения (&amp;):</w:t>
+        <w:t xml:space="preserve"> следующие задания с использованием различных команд, но с обязательным использованием таких операторов как перенаправление вывода (&gt;</w:t>
+      </w:r>
+      <w:proofErr w:type="gramStart"/>
+      <w:r>
+        <w:t>, &gt;</w:t>
+      </w:r>
+      <w:proofErr w:type="gramEnd"/>
+      <w:r>
+        <w:t>&gt;), конвейеризации (|) и соединения (&amp;):</w:t>
       </w:r>
     </w:p>
     <w:p>
@@ -4676,12 +4858,14 @@
       <w:r>
         <w:t>(</w:t>
       </w:r>
+      <w:proofErr w:type="spellStart"/>
       <w:r>
         <w:rPr>
           <w:lang w:val="en-US"/>
         </w:rPr>
         <w:t>systeminfo</w:t>
       </w:r>
+      <w:proofErr w:type="spellEnd"/>
       <w:r>
         <w:t xml:space="preserve">) выведите версию </w:t>
       </w:r>
@@ -4799,12 +4983,14 @@
       <w:r>
         <w:t>_01 который выводит следующую информацию, используя системные переменные (</w:t>
       </w:r>
+      <w:proofErr w:type="spellStart"/>
       <w:r>
         <w:rPr>
           <w:lang w:val="en-US"/>
         </w:rPr>
         <w:t>ss</w:t>
       </w:r>
+      <w:proofErr w:type="spellEnd"/>
       <w:r>
         <w:t>64): Имя текущего пользователя, текущие дату и время, имя компьютера.</w:t>
       </w:r>
@@ -4894,12 +5080,14 @@
       <w:r>
         <w:t>_02 который выводит следующую информацию, используя расширения параметров (</w:t>
       </w:r>
+      <w:proofErr w:type="spellStart"/>
       <w:r>
         <w:rPr>
           <w:lang w:val="en-US"/>
         </w:rPr>
         <w:t>ss</w:t>
       </w:r>
+      <w:proofErr w:type="spellEnd"/>
       <w:r>
         <w:t>64): имя текущего бат-файла, время последней модификации и полный путь к текущему бат-файлу.</w:t>
       </w:r>
@@ -4994,12 +5182,14 @@
       <w:r>
         <w:t>_03 который выводит следующую информацию, используя параметры (</w:t>
       </w:r>
+      <w:proofErr w:type="spellStart"/>
       <w:r>
         <w:rPr>
           <w:lang w:val="en-US"/>
         </w:rPr>
         <w:t>ss</w:t>
       </w:r>
+      <w:proofErr w:type="spellEnd"/>
       <w:r>
         <w:t>64): строку со всеми переданными параметрами, а также первые 4 параметра по отдельности.</w:t>
       </w:r>
@@ -5085,12 +5275,14 @@
       <w:r>
         <w:t>_04 который выводит следующую информацию (</w:t>
       </w:r>
+      <w:proofErr w:type="spellStart"/>
       <w:r>
         <w:rPr>
           <w:lang w:val="en-US"/>
         </w:rPr>
         <w:t>ss</w:t>
       </w:r>
+      <w:proofErr w:type="spellEnd"/>
       <w:r>
         <w:t xml:space="preserve">64): результаты следующих математических выражений </w:t>
       </w:r>
@@ -5175,6 +5367,7 @@
       <w:r>
         <w:t>-</w:t>
       </w:r>
+      <w:proofErr w:type="gramStart"/>
       <w:r>
         <w:rPr>
           <w:lang w:val="en-US"/>
@@ -5182,7 +5375,11 @@
         <w:t>b</w:t>
       </w:r>
       <w:r>
-        <w:t>)*(</w:t>
+        <w:t>)*</w:t>
+      </w:r>
+      <w:proofErr w:type="gramEnd"/>
+      <w:r>
+        <w:t>(</w:t>
       </w:r>
       <w:r>
         <w:rPr>
@@ -5562,14 +5759,24 @@
         </w:numPr>
         <w:ind w:left="993" w:hanging="284"/>
       </w:pPr>
+      <w:proofErr w:type="spellStart"/>
       <w:r>
         <w:rPr>
           <w:b/>
         </w:rPr>
         <w:t>copy</w:t>
       </w:r>
-      <w:r>
-        <w:t xml:space="preserve"> — от англ. copy, т.е. «копировать»;</w:t>
+      <w:proofErr w:type="spellEnd"/>
+      <w:r>
+        <w:t xml:space="preserve"> — от англ. </w:t>
+      </w:r>
+      <w:proofErr w:type="spellStart"/>
+      <w:r>
+        <w:t>copy</w:t>
+      </w:r>
+      <w:proofErr w:type="spellEnd"/>
+      <w:r>
+        <w:t>, т.е. «копировать»;</w:t>
       </w:r>
     </w:p>
     <w:p>
@@ -5581,14 +5788,24 @@
         </w:numPr>
         <w:ind w:left="993" w:hanging="284"/>
       </w:pPr>
+      <w:proofErr w:type="spellStart"/>
       <w:r>
         <w:rPr>
           <w:b/>
         </w:rPr>
         <w:t>del</w:t>
       </w:r>
-      <w:r>
-        <w:t xml:space="preserve"> — сокращение от delete, «удалить»;</w:t>
+      <w:proofErr w:type="spellEnd"/>
+      <w:r>
+        <w:t xml:space="preserve"> — сокращение от </w:t>
+      </w:r>
+      <w:proofErr w:type="spellStart"/>
+      <w:r>
+        <w:t>delete</w:t>
+      </w:r>
+      <w:proofErr w:type="spellEnd"/>
+      <w:r>
+        <w:t>, «удалить»;</w:t>
       </w:r>
     </w:p>
     <w:p>
@@ -5600,14 +5817,24 @@
         </w:numPr>
         <w:ind w:left="993" w:hanging="284"/>
       </w:pPr>
+      <w:proofErr w:type="spellStart"/>
       <w:r>
         <w:rPr>
           <w:b/>
         </w:rPr>
         <w:t>dir</w:t>
       </w:r>
-      <w:r>
-        <w:t xml:space="preserve"> — сокращение от directory, «каталог»;</w:t>
+      <w:proofErr w:type="spellEnd"/>
+      <w:r>
+        <w:t xml:space="preserve"> — сокращение от </w:t>
+      </w:r>
+      <w:proofErr w:type="spellStart"/>
+      <w:r>
+        <w:t>directory</w:t>
+      </w:r>
+      <w:proofErr w:type="spellEnd"/>
+      <w:r>
+        <w:t>, «каталог»;</w:t>
       </w:r>
     </w:p>
     <w:p>
@@ -5619,14 +5846,32 @@
         </w:numPr>
         <w:ind w:left="993" w:hanging="284"/>
       </w:pPr>
+      <w:proofErr w:type="spellStart"/>
       <w:r>
         <w:rPr>
           <w:b/>
         </w:rPr>
         <w:t>fc</w:t>
       </w:r>
-      <w:r>
-        <w:t xml:space="preserve"> — file compare, «сравнение файлов».</w:t>
+      <w:proofErr w:type="spellEnd"/>
+      <w:r>
+        <w:t xml:space="preserve"> — </w:t>
+      </w:r>
+      <w:proofErr w:type="spellStart"/>
+      <w:r>
+        <w:t>file</w:t>
+      </w:r>
+      <w:proofErr w:type="spellEnd"/>
+      <w:r>
+        <w:t xml:space="preserve"> </w:t>
+      </w:r>
+      <w:proofErr w:type="spellStart"/>
+      <w:r>
+        <w:t>compare</w:t>
+      </w:r>
+      <w:proofErr w:type="spellEnd"/>
+      <w:r>
+        <w:t>, «сравнение файлов».</w:t>
       </w:r>
     </w:p>
     <w:p>
@@ -5653,7 +5898,15 @@
         <w:t>/P</w:t>
       </w:r>
       <w:r>
-        <w:t xml:space="preserve"> — prompt, «запрос подтверждения»;</w:t>
+        <w:t xml:space="preserve"> — </w:t>
+      </w:r>
+      <w:proofErr w:type="spellStart"/>
+      <w:r>
+        <w:t>prompt</w:t>
+      </w:r>
+      <w:proofErr w:type="spellEnd"/>
+      <w:r>
+        <w:t>, «запрос подтверждения»;</w:t>
       </w:r>
     </w:p>
     <w:p>
@@ -5672,7 +5925,15 @@
         <w:t>/S</w:t>
       </w:r>
       <w:r>
-        <w:t xml:space="preserve"> — subdirectories, работа с подкаталогами;</w:t>
+        <w:t xml:space="preserve"> — </w:t>
+      </w:r>
+      <w:proofErr w:type="spellStart"/>
+      <w:r>
+        <w:t>subdirectories</w:t>
+      </w:r>
+      <w:proofErr w:type="spellEnd"/>
+      <w:r>
+        <w:t>, работа с подкаталогами;</w:t>
       </w:r>
     </w:p>
     <w:p>
@@ -5691,7 +5952,15 @@
         <w:t>/A</w:t>
       </w:r>
       <w:r>
-        <w:t xml:space="preserve"> — attributes, фильтрация по атрибутам.</w:t>
+        <w:t xml:space="preserve"> — </w:t>
+      </w:r>
+      <w:proofErr w:type="spellStart"/>
+      <w:r>
+        <w:t>attributes</w:t>
+      </w:r>
+      <w:proofErr w:type="spellEnd"/>
+      <w:r>
+        <w:t>, фильтрация по атрибутам.</w:t>
       </w:r>
     </w:p>
     <w:p>
@@ -5718,7 +5987,15 @@
         <w:spacing w:after="120"/>
       </w:pPr>
       <w:r>
-        <w:t>Примеры важных переменных в Windows:</w:t>
+        <w:t xml:space="preserve">Примеры важных переменных в </w:t>
+      </w:r>
+      <w:proofErr w:type="spellStart"/>
+      <w:r>
+        <w:t>Windows</w:t>
+      </w:r>
+      <w:proofErr w:type="spellEnd"/>
+      <w:r>
+        <w:t>:</w:t>
       </w:r>
     </w:p>
     <w:p>
@@ -5782,8 +6059,9 @@
     <w:p>
       <w:pPr>
         <w:pStyle w:val="2"/>
-        <w:spacing w:after="280"/>
-      </w:pPr>
+      </w:pPr>
+      <w:bookmarkStart w:id="0" w:name="_GoBack"/>
+      <w:bookmarkEnd w:id="0"/>
       <w:r>
         <w:lastRenderedPageBreak/>
         <w:t>2.</w:t>
@@ -5803,7 +6081,7 @@
     </w:p>
     <w:p>
       <w:pPr>
-        <w:pStyle w:val="2"/>
+        <w:pStyle w:val="3"/>
       </w:pPr>
       <w:r>
         <w:t>2.</w:t>
@@ -5812,144 +6090,749 @@
         <w:t>2</w:t>
       </w:r>
       <w:r>
-        <w:t xml:space="preserve">.1 </w:t>
-      </w:r>
-      <w:r>
-        <w:rPr>
-          <w:lang w:val="en-US"/>
-        </w:rPr>
-        <w:t>C</w:t>
-      </w:r>
-      <w:r>
-        <w:t xml:space="preserve">равнение команд </w:t>
-      </w:r>
-      <w:r>
-        <w:rPr>
-          <w:lang w:val="en-US"/>
-        </w:rPr>
+        <w:t>.1</w:t>
+      </w:r>
+      <w:r>
+        <w:t xml:space="preserve"> </w:t>
+      </w:r>
+      <w:r>
+        <w:t xml:space="preserve">Пять </w:t>
+      </w:r>
+      <w:r>
+        <w:rPr>
+          <w:lang w:val="en-US"/>
+        </w:rPr>
+        <w:t>bash</w:t>
+      </w:r>
+      <w:r>
+        <w:t>-скриптов</w:t>
+      </w:r>
+    </w:p>
+    <w:p>
+      <w:r>
+        <w:t xml:space="preserve">Написать пять </w:t>
+      </w:r>
+      <w:proofErr w:type="spellStart"/>
+      <w:r>
+        <w:t>bash</w:t>
+      </w:r>
+      <w:proofErr w:type="spellEnd"/>
+      <w:r>
+        <w:t xml:space="preserve">-скриптов аналогичных пяти </w:t>
+      </w:r>
+      <w:proofErr w:type="spellStart"/>
+      <w:r>
+        <w:t>bat</w:t>
+      </w:r>
+      <w:proofErr w:type="spellEnd"/>
+      <w:r>
+        <w:t xml:space="preserve">-файлам из заданий по </w:t>
+      </w:r>
+      <w:proofErr w:type="spellStart"/>
+      <w:r>
         <w:t>Windows</w:t>
       </w:r>
+      <w:proofErr w:type="spellEnd"/>
+      <w:r>
+        <w:t xml:space="preserve">, но с использованием особенностей синтаксиса и возможностей </w:t>
+      </w:r>
+      <w:proofErr w:type="spellStart"/>
+      <w:r>
+        <w:t>bash</w:t>
+      </w:r>
+      <w:proofErr w:type="spellEnd"/>
+      <w:r>
+        <w:t>. (ss64)</w:t>
+      </w:r>
+    </w:p>
+    <w:p>
+      <w:r>
+        <w:t>С</w:t>
+      </w:r>
+      <w:r>
+        <w:t xml:space="preserve">оздаём скрипт, который выводит основную информацию о пользователе и системе: имя пользователя, текущую дату, время и имя компьютера. Скрипт создаётся прямо из консоли при помощи команды </w:t>
+      </w:r>
+      <w:proofErr w:type="spellStart"/>
+      <w:r>
+        <w:t>cat</w:t>
+      </w:r>
+      <w:proofErr w:type="spellEnd"/>
+    </w:p>
+    <w:tbl>
+      <w:tblPr>
+        <w:tblStyle w:val="a5"/>
+        <w:tblW w:w="0" w:type="auto"/>
+        <w:tblLook w:val="04A0" w:firstRow="1" w:lastRow="0" w:firstColumn="1" w:lastColumn="0" w:noHBand="0" w:noVBand="1"/>
+      </w:tblPr>
+      <w:tblGrid>
+        <w:gridCol w:w="9345"/>
+      </w:tblGrid>
+      <w:tr>
+        <w:trPr>
+          <w:trHeight w:val="2450"/>
+        </w:trPr>
+        <w:tc>
+          <w:tcPr>
+            <w:tcW w:w="9345" w:type="dxa"/>
+          </w:tcPr>
+          <w:p>
+            <w:pPr>
+              <w:pStyle w:val="afd"/>
+            </w:pPr>
+            <w:r>
+              <w:t>cat &gt; bash_01.sh &lt;&lt; 'EOF'</w:t>
+            </w:r>
+          </w:p>
+          <w:p>
+            <w:pPr>
+              <w:pStyle w:val="afd"/>
+            </w:pPr>
+            <w:proofErr w:type="gramStart"/>
+            <w:r>
+              <w:t>#!/</w:t>
+            </w:r>
+            <w:proofErr w:type="gramEnd"/>
+            <w:r>
+              <w:t>bin/bash</w:t>
+            </w:r>
+          </w:p>
+          <w:p>
+            <w:pPr>
+              <w:pStyle w:val="afd"/>
+            </w:pPr>
+            <w:r>
+              <w:t>echo "User: $USER"</w:t>
+            </w:r>
+          </w:p>
+          <w:p>
+            <w:pPr>
+              <w:pStyle w:val="afd"/>
+            </w:pPr>
+            <w:r>
+              <w:t>echo "Date: $(date '+%Y-%m-%d')"</w:t>
+            </w:r>
+          </w:p>
+          <w:p>
+            <w:pPr>
+              <w:pStyle w:val="afd"/>
+            </w:pPr>
+            <w:r>
+              <w:t>echo "Time: $(date '+%</w:t>
+            </w:r>
+            <w:proofErr w:type="gramStart"/>
+            <w:r>
+              <w:t>H:%</w:t>
+            </w:r>
+            <w:proofErr w:type="gramEnd"/>
+            <w:r>
+              <w:t>M:%S')"</w:t>
+            </w:r>
+          </w:p>
+          <w:p>
+            <w:pPr>
+              <w:pStyle w:val="afd"/>
+            </w:pPr>
+            <w:r>
+              <w:t>echo "Host: $(hostname)"</w:t>
+            </w:r>
+          </w:p>
+          <w:p>
+            <w:pPr>
+              <w:pStyle w:val="afd"/>
+            </w:pPr>
+            <w:r>
+              <w:t>EOF</w:t>
+            </w:r>
+          </w:p>
+          <w:p>
+            <w:pPr>
+              <w:pStyle w:val="afd"/>
+            </w:pPr>
+            <w:proofErr w:type="spellStart"/>
+            <w:r>
+              <w:t>chmod</w:t>
+            </w:r>
+            <w:proofErr w:type="spellEnd"/>
+            <w:r>
+              <w:t xml:space="preserve"> +x bash_01.sh</w:t>
+            </w:r>
+          </w:p>
+          <w:p>
+            <w:pPr>
+              <w:pStyle w:val="afd"/>
+              <w:spacing w:after="0"/>
+            </w:pPr>
+            <w:r>
+              <w:t>./bash_01.sh</w:t>
+            </w:r>
+          </w:p>
+        </w:tc>
+      </w:tr>
+    </w:tbl>
+    <w:p>
+      <w:pPr>
+        <w:pStyle w:val="af4"/>
+      </w:pPr>
+      <w:r>
+        <w:t>Листинг 2.2.</w:t>
+      </w:r>
+      <w:r>
+        <w:t>1</w:t>
+      </w:r>
+      <w:r>
+        <w:t xml:space="preserve">.1 – </w:t>
+      </w:r>
+      <w:r>
+        <w:t>С</w:t>
+      </w:r>
+      <w:r>
+        <w:t>оздание скрипта bash_01.sh для вывода информации о пользователе</w:t>
+      </w:r>
+    </w:p>
+    <w:p>
+      <w:r>
+        <w:t>Теперь выполним его в консоли, сделаем исполняемым и запустим для проверки корректной работы.</w:t>
+      </w:r>
+    </w:p>
+    <w:p>
+      <w:pPr>
+        <w:pStyle w:val="af4"/>
+      </w:pPr>
+      <w:r>
+        <w:drawing>
+          <wp:inline distT="0" distB="0" distL="0" distR="0" wp14:anchorId="48D51955" wp14:editId="0AC96E7E">
+            <wp:extent cx="5940425" cy="1105635"/>
+            <wp:effectExtent l="0" t="0" r="3175" b="0"/>
+            <wp:docPr id="2" name="Рисунок 2"/>
+            <wp:cNvGraphicFramePr>
+              <a:graphicFrameLocks xmlns:a="http://schemas.openxmlformats.org/drawingml/2006/main" noChangeAspect="1"/>
+            </wp:cNvGraphicFramePr>
+            <a:graphic xmlns:a="http://schemas.openxmlformats.org/drawingml/2006/main">
+              <a:graphicData uri="http://schemas.openxmlformats.org/drawingml/2006/picture">
+                <pic:pic xmlns:pic="http://schemas.openxmlformats.org/drawingml/2006/picture">
+                  <pic:nvPicPr>
+                    <pic:cNvPr id="1" name=""/>
+                    <pic:cNvPicPr/>
+                  </pic:nvPicPr>
+                  <pic:blipFill rotWithShape="1">
+                    <a:blip r:embed="rId54"/>
+                    <a:srcRect t="53470"/>
+                    <a:stretch/>
+                  </pic:blipFill>
+                  <pic:spPr bwMode="auto">
+                    <a:xfrm>
+                      <a:off x="0" y="0"/>
+                      <a:ext cx="5940425" cy="1105635"/>
+                    </a:xfrm>
+                    <a:prstGeom prst="rect">
+                      <a:avLst/>
+                    </a:prstGeom>
+                    <a:ln>
+                      <a:noFill/>
+                    </a:ln>
+                    <a:extLst>
+                      <a:ext uri="{53640926-AAD7-44D8-BBD7-CCE9431645EC}">
+                        <a14:shadowObscured xmlns:a14="http://schemas.microsoft.com/office/drawing/2010/main"/>
+                      </a:ext>
+                    </a:extLst>
+                  </pic:spPr>
+                </pic:pic>
+              </a:graphicData>
+            </a:graphic>
+          </wp:inline>
+        </w:drawing>
+      </w:r>
+    </w:p>
+    <w:p>
+      <w:pPr>
+        <w:pStyle w:val="af4"/>
+      </w:pPr>
+      <w:r>
+        <w:t>Рисунок</w:t>
+      </w:r>
+      <w:r>
+        <w:t xml:space="preserve"> 2.2.1</w:t>
+      </w:r>
+      <w:r>
+        <w:t>.1</w:t>
+      </w:r>
+      <w:r>
+        <w:t xml:space="preserve"> –</w:t>
+      </w:r>
       <w:r>
         <w:t xml:space="preserve"> </w:t>
       </w:r>
       <w:r>
-        <w:t xml:space="preserve">и </w:t>
-      </w:r>
-      <w:r>
-        <w:rPr>
-          <w:lang w:val="en-US"/>
-        </w:rPr>
-        <w:t>Linux</w:t>
-      </w:r>
-    </w:p>
-    <w:p>
-      <w:pPr>
-        <w:pStyle w:val="2"/>
-      </w:pPr>
-      <w:r>
-        <w:t>2.</w:t>
-      </w:r>
-      <w:r>
-        <w:rPr>
-          <w:lang w:val="en-US"/>
-        </w:rPr>
-        <w:t>2</w:t>
-      </w:r>
-      <w:r>
-        <w:t xml:space="preserve">.2 </w:t>
-      </w:r>
-      <w:r>
-        <w:t xml:space="preserve">Пять </w:t>
-      </w:r>
-      <w:r>
-        <w:rPr>
-          <w:lang w:val="en-US"/>
-        </w:rPr>
-        <w:t>bash</w:t>
-      </w:r>
-      <w:r>
-        <w:t>-скриптов</w:t>
-      </w:r>
-    </w:p>
-    <w:p>
-      <w:r>
-        <w:t>Написать пять bash-скриптов аналогичных пяти bat-файлам из заданий по Windows, но с использованием особенностей синтаксиса и возможностей bash. (ss64)</w:t>
-      </w:r>
-    </w:p>
-    <w:p>
-      <w:r>
-        <w:t>Скрипт 1 — bash_01.sh</w:t>
-      </w:r>
-      <w:r>
-        <w:t>:</w:t>
-      </w:r>
-    </w:p>
+        <w:t>С</w:t>
+      </w:r>
+      <w:r>
+        <w:t>оздание и запуск скрипта bash_01.sh в терминале</w:t>
+      </w:r>
+    </w:p>
+    <w:p>
+      <w:r>
+        <w:t xml:space="preserve">Во втором скрипте выводятся сведения о самом файле: его имя, дата последней модификации и полный путь. Используются команды </w:t>
+      </w:r>
+      <w:proofErr w:type="spellStart"/>
+      <w:r>
+        <w:t>basename</w:t>
+      </w:r>
+      <w:proofErr w:type="spellEnd"/>
+      <w:r>
+        <w:t xml:space="preserve">, </w:t>
+      </w:r>
+      <w:proofErr w:type="spellStart"/>
+      <w:r>
+        <w:t>stat</w:t>
+      </w:r>
+      <w:proofErr w:type="spellEnd"/>
+      <w:r>
+        <w:t xml:space="preserve"> и </w:t>
+      </w:r>
+      <w:proofErr w:type="spellStart"/>
+      <w:r>
+        <w:t>readlink</w:t>
+      </w:r>
+      <w:proofErr w:type="spellEnd"/>
+      <w:r>
+        <w:t>.</w:t>
+      </w:r>
+    </w:p>
+    <w:tbl>
+      <w:tblPr>
+        <w:tblStyle w:val="a5"/>
+        <w:tblW w:w="0" w:type="auto"/>
+        <w:tblLook w:val="04A0" w:firstRow="1" w:lastRow="0" w:firstColumn="1" w:lastColumn="0" w:noHBand="0" w:noVBand="1"/>
+      </w:tblPr>
+      <w:tblGrid>
+        <w:gridCol w:w="9345"/>
+      </w:tblGrid>
+      <w:tr>
+        <w:tc>
+          <w:tcPr>
+            <w:tcW w:w="9345" w:type="dxa"/>
+          </w:tcPr>
+          <w:p>
+            <w:pPr>
+              <w:pStyle w:val="afd"/>
+              <w:spacing w:after="0"/>
+            </w:pPr>
+            <w:r>
+              <w:t>cat &gt; bash_02.sh &lt;&lt; 'EOF'</w:t>
+            </w:r>
+          </w:p>
+          <w:p>
+            <w:pPr>
+              <w:pStyle w:val="afd"/>
+              <w:spacing w:after="0"/>
+            </w:pPr>
+            <w:proofErr w:type="gramStart"/>
+            <w:r>
+              <w:t>#!/</w:t>
+            </w:r>
+            <w:proofErr w:type="gramEnd"/>
+            <w:r>
+              <w:t>bin/bash</w:t>
+            </w:r>
+          </w:p>
+          <w:p>
+            <w:pPr>
+              <w:pStyle w:val="afd"/>
+              <w:spacing w:after="0"/>
+            </w:pPr>
+            <w:r>
+              <w:t>echo "Script name: $(</w:t>
+            </w:r>
+            <w:proofErr w:type="spellStart"/>
+            <w:r>
+              <w:t>basename</w:t>
+            </w:r>
+            <w:proofErr w:type="spellEnd"/>
+            <w:r>
+              <w:t xml:space="preserve"> "$0")"</w:t>
+            </w:r>
+          </w:p>
+          <w:p>
+            <w:pPr>
+              <w:pStyle w:val="afd"/>
+              <w:spacing w:after="0"/>
+            </w:pPr>
+            <w:r>
+              <w:t>echo "Modified: $(stat -c %y "$0")"</w:t>
+            </w:r>
+          </w:p>
+          <w:p>
+            <w:pPr>
+              <w:pStyle w:val="afd"/>
+              <w:spacing w:after="0"/>
+            </w:pPr>
+            <w:r>
+              <w:t>echo "Full path: $(</w:t>
+            </w:r>
+            <w:proofErr w:type="spellStart"/>
+            <w:r>
+              <w:t>readlink</w:t>
+            </w:r>
+            <w:proofErr w:type="spellEnd"/>
+            <w:r>
+              <w:t xml:space="preserve"> -f "$0")"</w:t>
+            </w:r>
+          </w:p>
+          <w:p>
+            <w:pPr>
+              <w:pStyle w:val="afd"/>
+              <w:spacing w:after="0"/>
+            </w:pPr>
+            <w:r>
+              <w:t>EOF</w:t>
+            </w:r>
+          </w:p>
+        </w:tc>
+      </w:tr>
+    </w:tbl>
     <w:p>
       <w:pPr>
         <w:pStyle w:val="af4"/>
       </w:pPr>
       <w:r>
-        <w:t>User-217f3142</w:t>
-      </w:r>
-      <w:bookmarkStart w:id="0" w:name="_GoBack"/>
-      <w:bookmarkEnd w:id="0"/>
+        <w:t>Листинг 2.2.</w:t>
+      </w:r>
+      <w:r>
+        <w:t>1</w:t>
+      </w:r>
+      <w:r>
+        <w:t xml:space="preserve">.2 – </w:t>
+      </w:r>
+      <w:r>
+        <w:t>С</w:t>
+      </w:r>
+      <w:r>
+        <w:t>оздание скрипта bash_02.sh для отображения сведений о файле</w:t>
+      </w:r>
+    </w:p>
+    <w:p>
+      <w:r>
+        <w:lastRenderedPageBreak/>
+        <w:t>Теперь выполним его в консоли и убедимся, что выводятся корректные данные о самом скрипте.</w:t>
+      </w:r>
     </w:p>
     <w:p>
       <w:pPr>
         <w:pStyle w:val="af4"/>
       </w:pPr>
       <w:r>
+        <w:drawing>
+          <wp:inline distT="0" distB="0" distL="0" distR="0" wp14:anchorId="7455606B" wp14:editId="208257F1">
+            <wp:extent cx="5940425" cy="868781"/>
+            <wp:effectExtent l="0" t="0" r="3175" b="7620"/>
+            <wp:docPr id="3" name="Рисунок 3"/>
+            <wp:cNvGraphicFramePr>
+              <a:graphicFrameLocks xmlns:a="http://schemas.openxmlformats.org/drawingml/2006/main" noChangeAspect="1"/>
+            </wp:cNvGraphicFramePr>
+            <a:graphic xmlns:a="http://schemas.openxmlformats.org/drawingml/2006/main">
+              <a:graphicData uri="http://schemas.openxmlformats.org/drawingml/2006/picture">
+                <pic:pic xmlns:pic="http://schemas.openxmlformats.org/drawingml/2006/picture">
+                  <pic:nvPicPr>
+                    <pic:cNvPr id="1" name=""/>
+                    <pic:cNvPicPr/>
+                  </pic:nvPicPr>
+                  <pic:blipFill rotWithShape="1">
+                    <a:blip r:embed="rId55"/>
+                    <a:srcRect t="55594"/>
+                    <a:stretch/>
+                  </pic:blipFill>
+                  <pic:spPr bwMode="auto">
+                    <a:xfrm>
+                      <a:off x="0" y="0"/>
+                      <a:ext cx="5940425" cy="868781"/>
+                    </a:xfrm>
+                    <a:prstGeom prst="rect">
+                      <a:avLst/>
+                    </a:prstGeom>
+                    <a:ln>
+                      <a:noFill/>
+                    </a:ln>
+                    <a:extLst>
+                      <a:ext uri="{53640926-AAD7-44D8-BBD7-CCE9431645EC}">
+                        <a14:shadowObscured xmlns:a14="http://schemas.microsoft.com/office/drawing/2010/main"/>
+                      </a:ext>
+                    </a:extLst>
+                  </pic:spPr>
+                </pic:pic>
+              </a:graphicData>
+            </a:graphic>
+          </wp:inline>
+        </w:drawing>
+      </w:r>
+    </w:p>
+    <w:p>
+      <w:pPr>
+        <w:pStyle w:val="af4"/>
+      </w:pPr>
+      <w:r>
         <w:t>Рисунок</w:t>
       </w:r>
       <w:r>
-        <w:t xml:space="preserve"> 2.2.2.1</w:t>
+        <w:t xml:space="preserve"> 2.2.1</w:t>
+      </w:r>
+      <w:r>
+        <w:t>.2</w:t>
       </w:r>
       <w:r>
         <w:t xml:space="preserve"> –</w:t>
       </w:r>
       <w:r>
-        <w:t xml:space="preserve"> Создание и запуск скрипта для вывода информации о пользователе и системе</w:t>
-      </w:r>
-    </w:p>
-    <w:p>
-      <w:r>
-        <w:t>Скрипт 2 — bash_02.sh:</w:t>
-      </w:r>
-    </w:p>
+        <w:t xml:space="preserve"> </w:t>
+      </w:r>
+      <w:r>
+        <w:t>З</w:t>
+      </w:r>
+      <w:r>
+        <w:t>апуск скрипта bash_02.sh и вывод информации о самом файле</w:t>
+      </w:r>
+    </w:p>
+    <w:p>
+      <w:r>
+        <w:t>Третий скрипт предназначен для демонстрации работы с параметрами командной строки. Он отображает все переданные аргументы и отдельно выводит первые четыре.</w:t>
+      </w:r>
+    </w:p>
+    <w:tbl>
+      <w:tblPr>
+        <w:tblStyle w:val="a5"/>
+        <w:tblW w:w="0" w:type="auto"/>
+        <w:tblLook w:val="04A0" w:firstRow="1" w:lastRow="0" w:firstColumn="1" w:lastColumn="0" w:noHBand="0" w:noVBand="1"/>
+      </w:tblPr>
+      <w:tblGrid>
+        <w:gridCol w:w="9345"/>
+      </w:tblGrid>
+      <w:tr>
+        <w:tc>
+          <w:tcPr>
+            <w:tcW w:w="9345" w:type="dxa"/>
+          </w:tcPr>
+          <w:p>
+            <w:pPr>
+              <w:pStyle w:val="afd"/>
+            </w:pPr>
+            <w:r>
+              <w:t>cat &gt; bash_03.sh &lt;&lt; 'EOF'</w:t>
+            </w:r>
+          </w:p>
+          <w:p>
+            <w:pPr>
+              <w:pStyle w:val="afd"/>
+            </w:pPr>
+            <w:proofErr w:type="gramStart"/>
+            <w:r>
+              <w:t>#!/</w:t>
+            </w:r>
+            <w:proofErr w:type="gramEnd"/>
+            <w:r>
+              <w:t>bin/bash</w:t>
+            </w:r>
+          </w:p>
+          <w:p>
+            <w:pPr>
+              <w:pStyle w:val="afd"/>
+            </w:pPr>
+            <w:r>
+              <w:t xml:space="preserve">echo "All </w:t>
+            </w:r>
+            <w:proofErr w:type="spellStart"/>
+            <w:r>
+              <w:t>params</w:t>
+            </w:r>
+            <w:proofErr w:type="spellEnd"/>
+            <w:r>
+              <w:t>: $@"</w:t>
+            </w:r>
+          </w:p>
+          <w:p>
+            <w:pPr>
+              <w:pStyle w:val="afd"/>
+            </w:pPr>
+            <w:r>
+              <w:t xml:space="preserve">for </w:t>
+            </w:r>
+            <w:proofErr w:type="spellStart"/>
+            <w:r>
+              <w:t>i</w:t>
+            </w:r>
+            <w:proofErr w:type="spellEnd"/>
+            <w:r>
+              <w:t xml:space="preserve"> in 1 2 3 4; do</w:t>
+            </w:r>
+          </w:p>
+          <w:p>
+            <w:pPr>
+              <w:pStyle w:val="afd"/>
+            </w:pPr>
+            <w:r>
+              <w:t xml:space="preserve">  </w:t>
+            </w:r>
+            <w:proofErr w:type="spellStart"/>
+            <w:r>
+              <w:t>eval</w:t>
+            </w:r>
+            <w:proofErr w:type="spellEnd"/>
+            <w:r>
+              <w:t xml:space="preserve"> p=\$$</w:t>
+            </w:r>
+            <w:proofErr w:type="spellStart"/>
+            <w:r>
+              <w:t>i</w:t>
+            </w:r>
+            <w:proofErr w:type="spellEnd"/>
+          </w:p>
+          <w:p>
+            <w:pPr>
+              <w:pStyle w:val="afd"/>
+            </w:pPr>
+            <w:r>
+              <w:t xml:space="preserve">  echo "</w:t>
+            </w:r>
+            <w:proofErr w:type="spellStart"/>
+            <w:r>
+              <w:t>Param$i</w:t>
+            </w:r>
+            <w:proofErr w:type="spellEnd"/>
+            <w:r>
+              <w:t>: ${p:-&lt;empty&gt;}"</w:t>
+            </w:r>
+          </w:p>
+          <w:p>
+            <w:pPr>
+              <w:pStyle w:val="afd"/>
+            </w:pPr>
+            <w:r>
+              <w:t>done</w:t>
+            </w:r>
+          </w:p>
+          <w:p>
+            <w:pPr>
+              <w:pStyle w:val="afd"/>
+            </w:pPr>
+            <w:r>
+              <w:t>EOF</w:t>
+            </w:r>
+          </w:p>
+          <w:p>
+            <w:pPr>
+              <w:pStyle w:val="afd"/>
+            </w:pPr>
+          </w:p>
+          <w:p>
+            <w:pPr>
+              <w:pStyle w:val="afd"/>
+            </w:pPr>
+            <w:proofErr w:type="spellStart"/>
+            <w:r>
+              <w:t>chmod</w:t>
+            </w:r>
+            <w:proofErr w:type="spellEnd"/>
+            <w:r>
+              <w:t xml:space="preserve"> +x bash_03.sh</w:t>
+            </w:r>
+          </w:p>
+          <w:p>
+            <w:pPr>
+              <w:pStyle w:val="afd"/>
+              <w:rPr>
+                <w:lang w:val="ru-RU"/>
+              </w:rPr>
+            </w:pPr>
+            <w:r>
+              <w:t xml:space="preserve">./bash_03.sh </w:t>
+            </w:r>
+            <w:r>
+              <w:rPr>
+                <w:lang w:val="ru-RU"/>
+              </w:rPr>
+              <w:t>1 2 3 4</w:t>
+            </w:r>
+          </w:p>
+        </w:tc>
+      </w:tr>
+    </w:tbl>
     <w:p>
       <w:pPr>
         <w:pStyle w:val="af4"/>
       </w:pPr>
+      <w:r>
+        <w:t>Листинг 2.2.</w:t>
+      </w:r>
+      <w:r>
+        <w:t>1</w:t>
+      </w:r>
+      <w:r>
+        <w:t>.</w:t>
+      </w:r>
+      <w:r>
+        <w:t>3</w:t>
+      </w:r>
+      <w:r>
+        <w:t xml:space="preserve"> – </w:t>
+      </w:r>
+      <w:r>
+        <w:t>С</w:t>
+      </w:r>
+      <w:r>
+        <w:t>оздание скрипта bash_03.sh для работы с параметрами</w:t>
+      </w:r>
+    </w:p>
+    <w:p>
+      <w:r>
+        <w:t>Теперь выполним его в консоли с набором тестовых аргументов и проверим, как они обрабатываются.</w:t>
+      </w:r>
     </w:p>
     <w:p>
       <w:pPr>
         <w:pStyle w:val="af4"/>
       </w:pPr>
       <w:r>
-        <w:t>Рисунок</w:t>
-      </w:r>
-      <w:r>
-        <w:t xml:space="preserve"> 2.2.2.</w:t>
-      </w:r>
-      <w:r>
-        <w:t>2</w:t>
-      </w:r>
-      <w:r>
-        <w:t xml:space="preserve"> –</w:t>
-      </w:r>
-      <w:r>
-        <w:t xml:space="preserve"> Скрипт показывает имя, путь и дату изменения самого файла</w:t>
-      </w:r>
-    </w:p>
-    <w:p>
-      <w:r>
-        <w:t>Скрипт 3 — bash_03.sh:</w:t>
-      </w:r>
-    </w:p>
-    <w:p>
-      <w:pPr>
-        <w:pStyle w:val="af4"/>
-      </w:pPr>
+        <w:drawing>
+          <wp:inline distT="0" distB="0" distL="0" distR="0" wp14:anchorId="1D8D9888" wp14:editId="3E6F34A0">
+            <wp:extent cx="5938520" cy="1202584"/>
+            <wp:effectExtent l="0" t="0" r="5080" b="0"/>
+            <wp:docPr id="4" name="Рисунок 4"/>
+            <wp:cNvGraphicFramePr>
+              <a:graphicFrameLocks xmlns:a="http://schemas.openxmlformats.org/drawingml/2006/main" noChangeAspect="1"/>
+            </wp:cNvGraphicFramePr>
+            <a:graphic xmlns:a="http://schemas.openxmlformats.org/drawingml/2006/main">
+              <a:graphicData uri="http://schemas.openxmlformats.org/drawingml/2006/picture">
+                <pic:pic xmlns:pic="http://schemas.openxmlformats.org/drawingml/2006/picture">
+                  <pic:nvPicPr>
+                    <pic:cNvPr id="1" name=""/>
+                    <pic:cNvPicPr/>
+                  </pic:nvPicPr>
+                  <pic:blipFill rotWithShape="1">
+                    <a:blip r:embed="rId56"/>
+                    <a:srcRect t="65946"/>
+                    <a:stretch/>
+                  </pic:blipFill>
+                  <pic:spPr bwMode="auto">
+                    <a:xfrm>
+                      <a:off x="0" y="0"/>
+                      <a:ext cx="5940425" cy="1202970"/>
+                    </a:xfrm>
+                    <a:prstGeom prst="rect">
+                      <a:avLst/>
+                    </a:prstGeom>
+                    <a:ln>
+                      <a:noFill/>
+                    </a:ln>
+                    <a:extLst>
+                      <a:ext uri="{53640926-AAD7-44D8-BBD7-CCE9431645EC}">
+                        <a14:shadowObscured xmlns:a14="http://schemas.microsoft.com/office/drawing/2010/main"/>
+                      </a:ext>
+                    </a:extLst>
+                  </pic:spPr>
+                </pic:pic>
+              </a:graphicData>
+            </a:graphic>
+          </wp:inline>
+        </w:drawing>
+      </w:r>
     </w:p>
     <w:p>
       <w:pPr>
@@ -5962,84 +6845,953 @@
       </w:pPr>
       <w:r>
         <w:tab/>
-      </w:r>
-      <w:r>
         <w:t>Рисунок</w:t>
       </w:r>
       <w:r>
-        <w:t xml:space="preserve"> 2.2.2.</w:t>
-      </w:r>
-      <w:r>
-        <w:t>3</w:t>
+        <w:t xml:space="preserve"> 2.2.1</w:t>
+      </w:r>
+      <w:r>
+        <w:t>.3</w:t>
       </w:r>
       <w:r>
         <w:t xml:space="preserve"> –</w:t>
       </w:r>
       <w:r>
-        <w:t xml:space="preserve"> Демонстрация передачи параметров в скрип</w:t>
-      </w:r>
-      <w:r>
-        <w:t>т и их разбор</w:t>
-      </w:r>
-    </w:p>
-    <w:p>
-      <w:r>
-        <w:t>Скрипт 4 — bash_04.sh</w:t>
-      </w:r>
-    </w:p>
+        <w:t xml:space="preserve"> </w:t>
+      </w:r>
+      <w:r>
+        <w:t>З</w:t>
+      </w:r>
+      <w:r>
+        <w:t>апуск bash_03.sh с передачей параметров и результатом выполнения</w:t>
+      </w:r>
+    </w:p>
+    <w:p>
+      <w:r>
+        <w:t xml:space="preserve">Четвёртый скрипт выполняет арифметические операции над тремя параметрами: a, b и c. Используются встроенные возможности </w:t>
+      </w:r>
+      <w:proofErr w:type="spellStart"/>
+      <w:r>
+        <w:t>bash</w:t>
+      </w:r>
+      <w:proofErr w:type="spellEnd"/>
+      <w:r>
+        <w:t xml:space="preserve"> и утилита </w:t>
+      </w:r>
+      <w:proofErr w:type="spellStart"/>
+      <w:r>
+        <w:t>bc</w:t>
+      </w:r>
+      <w:proofErr w:type="spellEnd"/>
+      <w:r>
+        <w:t xml:space="preserve"> для точных дробных вычислений.</w:t>
+      </w:r>
+    </w:p>
+    <w:tbl>
+      <w:tblPr>
+        <w:tblStyle w:val="a5"/>
+        <w:tblW w:w="0" w:type="auto"/>
+        <w:tblLook w:val="04A0" w:firstRow="1" w:lastRow="0" w:firstColumn="1" w:lastColumn="0" w:noHBand="0" w:noVBand="1"/>
+      </w:tblPr>
+      <w:tblGrid>
+        <w:gridCol w:w="9345"/>
+      </w:tblGrid>
+      <w:tr>
+        <w:tc>
+          <w:tcPr>
+            <w:tcW w:w="9345" w:type="dxa"/>
+          </w:tcPr>
+          <w:p>
+            <w:pPr>
+              <w:pStyle w:val="afd"/>
+            </w:pPr>
+            <w:r>
+              <w:lastRenderedPageBreak/>
+              <w:t>cat &gt; bash_04.sh &lt;&lt; 'EOF'</w:t>
+            </w:r>
+          </w:p>
+          <w:p>
+            <w:pPr>
+              <w:pStyle w:val="afd"/>
+            </w:pPr>
+            <w:proofErr w:type="gramStart"/>
+            <w:r>
+              <w:t>#!/</w:t>
+            </w:r>
+            <w:proofErr w:type="gramEnd"/>
+            <w:r>
+              <w:t>bin/bash</w:t>
+            </w:r>
+          </w:p>
+          <w:p>
+            <w:pPr>
+              <w:pStyle w:val="afd"/>
+            </w:pPr>
+            <w:r>
+              <w:t>if [ $# -</w:t>
+            </w:r>
+            <w:proofErr w:type="spellStart"/>
+            <w:r>
+              <w:t>lt</w:t>
+            </w:r>
+            <w:proofErr w:type="spellEnd"/>
+            <w:r>
+              <w:t xml:space="preserve"> </w:t>
+            </w:r>
+            <w:proofErr w:type="gramStart"/>
+            <w:r>
+              <w:t>3 ]</w:t>
+            </w:r>
+            <w:proofErr w:type="gramEnd"/>
+            <w:r>
+              <w:t>; then</w:t>
+            </w:r>
+          </w:p>
+          <w:p>
+            <w:pPr>
+              <w:pStyle w:val="afd"/>
+            </w:pPr>
+            <w:r>
+              <w:t xml:space="preserve">  echo "Usage: $0 a b c"</w:t>
+            </w:r>
+          </w:p>
+          <w:p>
+            <w:pPr>
+              <w:pStyle w:val="afd"/>
+            </w:pPr>
+            <w:r>
+              <w:t xml:space="preserve">  exit 1</w:t>
+            </w:r>
+          </w:p>
+          <w:p>
+            <w:pPr>
+              <w:pStyle w:val="afd"/>
+            </w:pPr>
+            <w:r>
+              <w:t>fi</w:t>
+            </w:r>
+          </w:p>
+          <w:p>
+            <w:pPr>
+              <w:pStyle w:val="afd"/>
+            </w:pPr>
+            <w:r>
+              <w:t>a=$1; b=$2; c=$3</w:t>
+            </w:r>
+          </w:p>
+          <w:p>
+            <w:pPr>
+              <w:pStyle w:val="afd"/>
+            </w:pPr>
+            <w:r>
+              <w:t>echo "a-b = $((a - b))"</w:t>
+            </w:r>
+          </w:p>
+          <w:p>
+            <w:pPr>
+              <w:pStyle w:val="afd"/>
+            </w:pPr>
+            <w:r>
+              <w:t>echo "</w:t>
+            </w:r>
+            <w:proofErr w:type="spellStart"/>
+            <w:r>
+              <w:t>a+b</w:t>
+            </w:r>
+            <w:proofErr w:type="spellEnd"/>
+            <w:r>
+              <w:t xml:space="preserve"> = $((a + b))"</w:t>
+            </w:r>
+          </w:p>
+          <w:p>
+            <w:pPr>
+              <w:pStyle w:val="afd"/>
+            </w:pPr>
+            <w:r>
+              <w:t xml:space="preserve">echo "c/b = $(echo "scale=6; $c/$b" | </w:t>
+            </w:r>
+            <w:proofErr w:type="spellStart"/>
+            <w:r>
+              <w:t>bc</w:t>
+            </w:r>
+            <w:proofErr w:type="spellEnd"/>
+            <w:r>
+              <w:t xml:space="preserve"> -l)"</w:t>
+            </w:r>
+          </w:p>
+          <w:p>
+            <w:pPr>
+              <w:pStyle w:val="afd"/>
+            </w:pPr>
+            <w:r>
+              <w:t>echo "c*b = $((c * b))"</w:t>
+            </w:r>
+          </w:p>
+          <w:p>
+            <w:pPr>
+              <w:pStyle w:val="afd"/>
+            </w:pPr>
+            <w:r>
+              <w:t>echo "(a-</w:t>
+            </w:r>
+            <w:proofErr w:type="gramStart"/>
+            <w:r>
+              <w:t>b)*</w:t>
+            </w:r>
+            <w:proofErr w:type="gramEnd"/>
+            <w:r>
+              <w:t>(b-a) = $(( (a - b) * (b - a) ))"</w:t>
+            </w:r>
+          </w:p>
+          <w:p>
+            <w:pPr>
+              <w:pStyle w:val="afd"/>
+            </w:pPr>
+            <w:r>
+              <w:t>EOF</w:t>
+            </w:r>
+          </w:p>
+          <w:p>
+            <w:pPr>
+              <w:pStyle w:val="afd"/>
+            </w:pPr>
+            <w:proofErr w:type="spellStart"/>
+            <w:r>
+              <w:t>chmod</w:t>
+            </w:r>
+            <w:proofErr w:type="spellEnd"/>
+            <w:r>
+              <w:t xml:space="preserve"> +x bash_04.sh</w:t>
+            </w:r>
+          </w:p>
+          <w:p>
+            <w:pPr>
+              <w:pStyle w:val="afd"/>
+            </w:pPr>
+            <w:r>
+              <w:t>./bash_04.sh 1 2 3</w:t>
+            </w:r>
+          </w:p>
+        </w:tc>
+      </w:tr>
+    </w:tbl>
     <w:p>
       <w:pPr>
         <w:pStyle w:val="af4"/>
       </w:pPr>
+      <w:r>
+        <w:t>Листинг 2.2.</w:t>
+      </w:r>
+      <w:r>
+        <w:t>1</w:t>
+      </w:r>
+      <w:r>
+        <w:t xml:space="preserve">.2 – </w:t>
+      </w:r>
+      <w:r>
+        <w:t>С</w:t>
+      </w:r>
+      <w:r>
+        <w:t>оздание скрипта bash_04.sh для выполнения арифметических операций</w:t>
+      </w:r>
+    </w:p>
+    <w:p>
+      <w:r>
+        <w:t>Теперь выполним скрипт в консоли, передав три числовых параметра, и посмотрим результаты вычислений.</w:t>
+      </w:r>
     </w:p>
     <w:p>
       <w:pPr>
         <w:pStyle w:val="af4"/>
       </w:pPr>
       <w:r>
+        <w:drawing>
+          <wp:inline distT="0" distB="0" distL="0" distR="0" wp14:anchorId="74276957" wp14:editId="3B8EA5D0">
+            <wp:extent cx="5940425" cy="3397250"/>
+            <wp:effectExtent l="0" t="0" r="3175" b="0"/>
+            <wp:docPr id="5" name="Рисунок 5"/>
+            <wp:cNvGraphicFramePr>
+              <a:graphicFrameLocks xmlns:a="http://schemas.openxmlformats.org/drawingml/2006/main" noChangeAspect="1"/>
+            </wp:cNvGraphicFramePr>
+            <a:graphic xmlns:a="http://schemas.openxmlformats.org/drawingml/2006/main">
+              <a:graphicData uri="http://schemas.openxmlformats.org/drawingml/2006/picture">
+                <pic:pic xmlns:pic="http://schemas.openxmlformats.org/drawingml/2006/picture">
+                  <pic:nvPicPr>
+                    <pic:cNvPr id="1" name=""/>
+                    <pic:cNvPicPr/>
+                  </pic:nvPicPr>
+                  <pic:blipFill>
+                    <a:blip r:embed="rId57"/>
+                    <a:stretch>
+                      <a:fillRect/>
+                    </a:stretch>
+                  </pic:blipFill>
+                  <pic:spPr>
+                    <a:xfrm>
+                      <a:off x="0" y="0"/>
+                      <a:ext cx="5940425" cy="3397250"/>
+                    </a:xfrm>
+                    <a:prstGeom prst="rect">
+                      <a:avLst/>
+                    </a:prstGeom>
+                  </pic:spPr>
+                </pic:pic>
+              </a:graphicData>
+            </a:graphic>
+          </wp:inline>
+        </w:drawing>
+      </w:r>
+    </w:p>
+    <w:p>
+      <w:pPr>
+        <w:pStyle w:val="af4"/>
+      </w:pPr>
+      <w:r>
         <w:t>Рисунок</w:t>
       </w:r>
       <w:r>
-        <w:t xml:space="preserve"> 2.2.2.</w:t>
-      </w:r>
-      <w:r>
-        <w:t>4</w:t>
+        <w:t xml:space="preserve"> 2.2.1</w:t>
+      </w:r>
+      <w:r>
+        <w:t>.4</w:t>
       </w:r>
       <w:r>
         <w:t xml:space="preserve"> –</w:t>
       </w:r>
       <w:r>
-        <w:t xml:space="preserve"> Вычисления с параметрами</w:t>
-      </w:r>
-      <w:r>
-        <w:t>: арифметика и дробные значения</w:t>
-      </w:r>
-    </w:p>
-    <w:p>
-      <w:r>
-        <w:t>Скрипт 5 — bash_05.sh</w:t>
-      </w:r>
-    </w:p>
+        <w:t xml:space="preserve"> </w:t>
+      </w:r>
+      <w:r>
+        <w:t>Р</w:t>
+      </w:r>
+      <w:r>
+        <w:t>езультаты выполнения арифметических операций в bash_04.sh</w:t>
+      </w:r>
+    </w:p>
+    <w:p>
+      <w:r>
+        <w:t>Пятый скрипт реализует простейший файловый менеджер, поддерживающий два режима — «создать» и «удалить». В зависимости от введённых параметров создаётся или удаляется указанный файл.</w:t>
+      </w:r>
+    </w:p>
+    <w:tbl>
+      <w:tblPr>
+        <w:tblStyle w:val="a5"/>
+        <w:tblW w:w="0" w:type="auto"/>
+        <w:tblLook w:val="04A0" w:firstRow="1" w:lastRow="0" w:firstColumn="1" w:lastColumn="0" w:noHBand="0" w:noVBand="1"/>
+      </w:tblPr>
+      <w:tblGrid>
+        <w:gridCol w:w="9345"/>
+      </w:tblGrid>
+      <w:tr>
+        <w:tc>
+          <w:tcPr>
+            <w:tcW w:w="9345" w:type="dxa"/>
+          </w:tcPr>
+          <w:p>
+            <w:pPr>
+              <w:pStyle w:val="afd"/>
+            </w:pPr>
+            <w:r>
+              <w:lastRenderedPageBreak/>
+              <w:t>cat &gt; bash_05.sh &lt;&lt; 'EOF'</w:t>
+            </w:r>
+          </w:p>
+          <w:p>
+            <w:pPr>
+              <w:pStyle w:val="afd"/>
+            </w:pPr>
+            <w:proofErr w:type="gramStart"/>
+            <w:r>
+              <w:t>#!/</w:t>
+            </w:r>
+            <w:proofErr w:type="gramEnd"/>
+            <w:r>
+              <w:t>bin/bash</w:t>
+            </w:r>
+          </w:p>
+          <w:p>
+            <w:pPr>
+              <w:pStyle w:val="afd"/>
+            </w:pPr>
+            <w:r>
+              <w:t>mode=$1</w:t>
+            </w:r>
+          </w:p>
+          <w:p>
+            <w:pPr>
+              <w:pStyle w:val="afd"/>
+            </w:pPr>
+            <w:r>
+              <w:t>file=$2</w:t>
+            </w:r>
+          </w:p>
+          <w:p>
+            <w:pPr>
+              <w:pStyle w:val="afd"/>
+            </w:pPr>
+            <w:r>
+              <w:t>if [ -z "$mode</w:t>
+            </w:r>
+            <w:proofErr w:type="gramStart"/>
+            <w:r>
+              <w:t>" ]</w:t>
+            </w:r>
+            <w:proofErr w:type="gramEnd"/>
+            <w:r>
+              <w:t>; then</w:t>
+            </w:r>
+          </w:p>
+          <w:p>
+            <w:pPr>
+              <w:pStyle w:val="afd"/>
+            </w:pPr>
+            <w:r>
+              <w:t xml:space="preserve">  echo "Usage: $0 {</w:t>
+            </w:r>
+            <w:proofErr w:type="spellStart"/>
+            <w:r>
+              <w:t>создать|удалить</w:t>
+            </w:r>
+            <w:proofErr w:type="spellEnd"/>
+            <w:r>
+              <w:t>} {</w:t>
+            </w:r>
+            <w:proofErr w:type="spellStart"/>
+            <w:r>
+              <w:t>имя_файла</w:t>
+            </w:r>
+            <w:proofErr w:type="spellEnd"/>
+            <w:r>
+              <w:t>}"</w:t>
+            </w:r>
+          </w:p>
+          <w:p>
+            <w:pPr>
+              <w:pStyle w:val="afd"/>
+            </w:pPr>
+            <w:r>
+              <w:t xml:space="preserve">  exit 0</w:t>
+            </w:r>
+          </w:p>
+          <w:p>
+            <w:pPr>
+              <w:pStyle w:val="afd"/>
+            </w:pPr>
+            <w:r>
+              <w:t>fi</w:t>
+            </w:r>
+          </w:p>
+          <w:p>
+            <w:pPr>
+              <w:pStyle w:val="afd"/>
+            </w:pPr>
+            <w:r>
+              <w:t>if [ -z "$file</w:t>
+            </w:r>
+            <w:proofErr w:type="gramStart"/>
+            <w:r>
+              <w:t>" ]</w:t>
+            </w:r>
+            <w:proofErr w:type="gramEnd"/>
+            <w:r>
+              <w:t>; then</w:t>
+            </w:r>
+          </w:p>
+          <w:p>
+            <w:pPr>
+              <w:pStyle w:val="afd"/>
+              <w:rPr>
+                <w:lang w:val="ru-RU"/>
+              </w:rPr>
+            </w:pPr>
+            <w:r>
+              <w:t xml:space="preserve">  echo</w:t>
+            </w:r>
+            <w:r>
+              <w:rPr>
+                <w:lang w:val="ru-RU"/>
+              </w:rPr>
+              <w:t xml:space="preserve"> "Не указано имя файла!"</w:t>
+            </w:r>
+          </w:p>
+          <w:p>
+            <w:pPr>
+              <w:pStyle w:val="afd"/>
+            </w:pPr>
+            <w:r>
+              <w:rPr>
+                <w:lang w:val="ru-RU"/>
+              </w:rPr>
+              <w:t xml:space="preserve">  </w:t>
+            </w:r>
+            <w:r>
+              <w:t>exit 0</w:t>
+            </w:r>
+          </w:p>
+          <w:p>
+            <w:pPr>
+              <w:pStyle w:val="afd"/>
+            </w:pPr>
+            <w:r>
+              <w:t>fi</w:t>
+            </w:r>
+          </w:p>
+          <w:p>
+            <w:pPr>
+              <w:pStyle w:val="afd"/>
+            </w:pPr>
+            <w:r>
+              <w:t>case "$mode" in</w:t>
+            </w:r>
+          </w:p>
+          <w:p>
+            <w:pPr>
+              <w:pStyle w:val="afd"/>
+            </w:pPr>
+            <w:r>
+              <w:t xml:space="preserve">  </w:t>
+            </w:r>
+            <w:proofErr w:type="spellStart"/>
+            <w:r>
+              <w:t>создать</w:t>
+            </w:r>
+            <w:proofErr w:type="spellEnd"/>
+            <w:r>
+              <w:t>)</w:t>
+            </w:r>
+          </w:p>
+          <w:p>
+            <w:pPr>
+              <w:pStyle w:val="afd"/>
+            </w:pPr>
+            <w:r>
+              <w:t xml:space="preserve">    if [ -e "$file</w:t>
+            </w:r>
+            <w:proofErr w:type="gramStart"/>
+            <w:r>
+              <w:t>" ]</w:t>
+            </w:r>
+            <w:proofErr w:type="gramEnd"/>
+            <w:r>
+              <w:t>; then</w:t>
+            </w:r>
+          </w:p>
+          <w:p>
+            <w:pPr>
+              <w:pStyle w:val="afd"/>
+            </w:pPr>
+            <w:r>
+              <w:t xml:space="preserve">      echo "</w:t>
+            </w:r>
+            <w:proofErr w:type="spellStart"/>
+            <w:r>
+              <w:t>Файл</w:t>
+            </w:r>
+            <w:proofErr w:type="spellEnd"/>
+            <w:r>
+              <w:t xml:space="preserve"> $file </w:t>
+            </w:r>
+            <w:proofErr w:type="spellStart"/>
+            <w:r>
+              <w:t>уже</w:t>
+            </w:r>
+            <w:proofErr w:type="spellEnd"/>
+            <w:r>
+              <w:t xml:space="preserve"> </w:t>
+            </w:r>
+            <w:proofErr w:type="spellStart"/>
+            <w:r>
+              <w:t>существует</w:t>
+            </w:r>
+            <w:proofErr w:type="spellEnd"/>
+            <w:r>
+              <w:t>!"</w:t>
+            </w:r>
+          </w:p>
+          <w:p>
+            <w:pPr>
+              <w:pStyle w:val="afd"/>
+            </w:pPr>
+            <w:r>
+              <w:t xml:space="preserve">    else &gt; "$file"</w:t>
+            </w:r>
+          </w:p>
+          <w:p>
+            <w:pPr>
+              <w:pStyle w:val="afd"/>
+            </w:pPr>
+            <w:r>
+              <w:t xml:space="preserve">      echo "</w:t>
+            </w:r>
+            <w:proofErr w:type="spellStart"/>
+            <w:r>
+              <w:t>Файл</w:t>
+            </w:r>
+            <w:proofErr w:type="spellEnd"/>
+            <w:r>
+              <w:t xml:space="preserve"> $file </w:t>
+            </w:r>
+            <w:proofErr w:type="spellStart"/>
+            <w:r>
+              <w:t>создан</w:t>
+            </w:r>
+            <w:proofErr w:type="spellEnd"/>
+            <w:r>
+              <w:t>."</w:t>
+            </w:r>
+          </w:p>
+          <w:p>
+            <w:pPr>
+              <w:pStyle w:val="afd"/>
+            </w:pPr>
+            <w:r>
+              <w:t xml:space="preserve">    </w:t>
+            </w:r>
+            <w:proofErr w:type="gramStart"/>
+            <w:r>
+              <w:t>fi;;</w:t>
+            </w:r>
+            <w:proofErr w:type="gramEnd"/>
+          </w:p>
+          <w:p>
+            <w:pPr>
+              <w:pStyle w:val="afd"/>
+            </w:pPr>
+            <w:r>
+              <w:t xml:space="preserve">  </w:t>
+            </w:r>
+            <w:proofErr w:type="spellStart"/>
+            <w:r>
+              <w:t>удалить</w:t>
+            </w:r>
+            <w:proofErr w:type="spellEnd"/>
+            <w:r>
+              <w:t>)</w:t>
+            </w:r>
+          </w:p>
+          <w:p>
+            <w:pPr>
+              <w:pStyle w:val="afd"/>
+            </w:pPr>
+            <w:r>
+              <w:t xml:space="preserve">    if [ -e "$file</w:t>
+            </w:r>
+            <w:proofErr w:type="gramStart"/>
+            <w:r>
+              <w:t>" ]</w:t>
+            </w:r>
+            <w:proofErr w:type="gramEnd"/>
+            <w:r>
+              <w:t>; then</w:t>
+            </w:r>
+          </w:p>
+          <w:p>
+            <w:pPr>
+              <w:pStyle w:val="afd"/>
+            </w:pPr>
+            <w:r>
+              <w:t xml:space="preserve">      </w:t>
+            </w:r>
+            <w:proofErr w:type="spellStart"/>
+            <w:r>
+              <w:t>rm</w:t>
+            </w:r>
+            <w:proofErr w:type="spellEnd"/>
+            <w:r>
+              <w:t xml:space="preserve"> "$file"</w:t>
+            </w:r>
+          </w:p>
+          <w:p>
+            <w:pPr>
+              <w:pStyle w:val="afd"/>
+            </w:pPr>
+            <w:r>
+              <w:t xml:space="preserve">      echo "</w:t>
+            </w:r>
+            <w:proofErr w:type="spellStart"/>
+            <w:r>
+              <w:t>Файл</w:t>
+            </w:r>
+            <w:proofErr w:type="spellEnd"/>
+            <w:r>
+              <w:t xml:space="preserve"> $file </w:t>
+            </w:r>
+            <w:proofErr w:type="spellStart"/>
+            <w:r>
+              <w:t>удалён</w:t>
+            </w:r>
+            <w:proofErr w:type="spellEnd"/>
+            <w:r>
+              <w:t>."</w:t>
+            </w:r>
+          </w:p>
+          <w:p>
+            <w:pPr>
+              <w:pStyle w:val="afd"/>
+            </w:pPr>
+            <w:r>
+              <w:t xml:space="preserve">    else</w:t>
+            </w:r>
+          </w:p>
+          <w:p>
+            <w:pPr>
+              <w:pStyle w:val="afd"/>
+              <w:rPr>
+                <w:lang w:val="ru-RU"/>
+              </w:rPr>
+            </w:pPr>
+            <w:r>
+              <w:rPr>
+                <w:lang w:val="ru-RU"/>
+              </w:rPr>
+              <w:t xml:space="preserve">      </w:t>
+            </w:r>
+            <w:r>
+              <w:t>echo</w:t>
+            </w:r>
+            <w:r>
+              <w:rPr>
+                <w:lang w:val="ru-RU"/>
+              </w:rPr>
+              <w:t xml:space="preserve"> "Файл $</w:t>
+            </w:r>
+            <w:r>
+              <w:t>file</w:t>
+            </w:r>
+            <w:r>
+              <w:rPr>
+                <w:lang w:val="ru-RU"/>
+              </w:rPr>
+              <w:t xml:space="preserve"> отсутствует!"</w:t>
+            </w:r>
+          </w:p>
+          <w:p>
+            <w:pPr>
+              <w:pStyle w:val="afd"/>
+              <w:rPr>
+                <w:lang w:val="ru-RU"/>
+              </w:rPr>
+            </w:pPr>
+            <w:r>
+              <w:rPr>
+                <w:lang w:val="ru-RU"/>
+              </w:rPr>
+              <w:t xml:space="preserve">    </w:t>
+            </w:r>
+            <w:proofErr w:type="gramStart"/>
+            <w:r>
+              <w:t>fi</w:t>
+            </w:r>
+            <w:r>
+              <w:rPr>
+                <w:lang w:val="ru-RU"/>
+              </w:rPr>
+              <w:t>;;</w:t>
+            </w:r>
+            <w:proofErr w:type="gramEnd"/>
+          </w:p>
+          <w:p>
+            <w:pPr>
+              <w:pStyle w:val="afd"/>
+              <w:rPr>
+                <w:lang w:val="ru-RU"/>
+              </w:rPr>
+            </w:pPr>
+            <w:r>
+              <w:rPr>
+                <w:lang w:val="ru-RU"/>
+              </w:rPr>
+              <w:t xml:space="preserve">  *)</w:t>
+            </w:r>
+          </w:p>
+          <w:p>
+            <w:pPr>
+              <w:pStyle w:val="afd"/>
+              <w:rPr>
+                <w:lang w:val="ru-RU"/>
+              </w:rPr>
+            </w:pPr>
+            <w:r>
+              <w:rPr>
+                <w:lang w:val="ru-RU"/>
+              </w:rPr>
+              <w:t xml:space="preserve">    </w:t>
+            </w:r>
+            <w:r>
+              <w:t>echo</w:t>
+            </w:r>
+            <w:r>
+              <w:rPr>
+                <w:lang w:val="ru-RU"/>
+              </w:rPr>
+              <w:t xml:space="preserve"> "Неверный режим: испол</w:t>
+            </w:r>
+            <w:r>
+              <w:rPr>
+                <w:lang w:val="ru-RU"/>
+              </w:rPr>
+              <w:t>ьзуйте 'создать' или 'удалить'</w:t>
+            </w:r>
+            <w:proofErr w:type="gramStart"/>
+            <w:r>
+              <w:rPr>
+                <w:lang w:val="ru-RU"/>
+              </w:rPr>
+              <w:t>"</w:t>
+            </w:r>
+            <w:r>
+              <w:rPr>
+                <w:lang w:val="ru-RU"/>
+              </w:rPr>
+              <w:t>;;</w:t>
+            </w:r>
+            <w:proofErr w:type="gramEnd"/>
+          </w:p>
+          <w:p>
+            <w:pPr>
+              <w:pStyle w:val="afd"/>
+              <w:rPr>
+                <w:lang w:val="ru-RU"/>
+              </w:rPr>
+            </w:pPr>
+            <w:proofErr w:type="spellStart"/>
+            <w:r>
+              <w:t>esac</w:t>
+            </w:r>
+            <w:proofErr w:type="spellEnd"/>
+          </w:p>
+          <w:p>
+            <w:pPr>
+              <w:pStyle w:val="afd"/>
+            </w:pPr>
+            <w:r>
+              <w:t>EOF</w:t>
+            </w:r>
+          </w:p>
+          <w:p>
+            <w:pPr>
+              <w:pStyle w:val="afd"/>
+            </w:pPr>
+            <w:proofErr w:type="spellStart"/>
+            <w:r>
+              <w:t>chmod</w:t>
+            </w:r>
+            <w:proofErr w:type="spellEnd"/>
+            <w:r>
+              <w:t xml:space="preserve"> +x bash_05.sh</w:t>
+            </w:r>
+          </w:p>
+          <w:p>
+            <w:pPr>
+              <w:pStyle w:val="afd"/>
+            </w:pPr>
+            <w:r>
+              <w:t xml:space="preserve">./bash_05.sh </w:t>
+            </w:r>
+            <w:proofErr w:type="spellStart"/>
+            <w:r>
+              <w:t>создать</w:t>
+            </w:r>
+            <w:proofErr w:type="spellEnd"/>
+            <w:r>
+              <w:t xml:space="preserve"> test.txt</w:t>
+            </w:r>
+          </w:p>
+          <w:p>
+            <w:pPr>
+              <w:pStyle w:val="afd"/>
+            </w:pPr>
+            <w:r>
+              <w:t xml:space="preserve">./bash_05.sh </w:t>
+            </w:r>
+            <w:proofErr w:type="spellStart"/>
+            <w:r>
+              <w:t>удалить</w:t>
+            </w:r>
+            <w:proofErr w:type="spellEnd"/>
+            <w:r>
+              <w:t xml:space="preserve"> test.txt</w:t>
+            </w:r>
+          </w:p>
+        </w:tc>
+      </w:tr>
+    </w:tbl>
     <w:p>
       <w:pPr>
         <w:pStyle w:val="af4"/>
       </w:pPr>
+      <w:r>
+        <w:t>Листинг 2.2.</w:t>
+      </w:r>
+      <w:r>
+        <w:t>1</w:t>
+      </w:r>
+      <w:r>
+        <w:t xml:space="preserve">.2 – </w:t>
+      </w:r>
+      <w:r>
+        <w:t>С</w:t>
+      </w:r>
+      <w:r>
+        <w:t>оздание скрипта bash_05.sh для управления файлами</w:t>
+      </w:r>
+    </w:p>
+    <w:p>
+      <w:r>
+        <w:t>Теперь выполним его в консоли в обоих режимах: сначала создадим новый файл, затем удалим его.</w:t>
+      </w:r>
     </w:p>
     <w:p>
       <w:pPr>
         <w:pStyle w:val="af4"/>
       </w:pPr>
       <w:r>
-        <w:t>Рисунок 2.2.2.</w:t>
-      </w:r>
-      <w:r>
-        <w:t>5</w:t>
-      </w:r>
-      <w:r>
-        <w:t xml:space="preserve"> –</w:t>
-      </w:r>
-      <w:r>
-        <w:t xml:space="preserve"> Интерактивное управление файлами</w:t>
+        <w:drawing>
+          <wp:inline distT="0" distB="0" distL="0" distR="0" wp14:anchorId="1A4CE9B4" wp14:editId="432033F6">
+            <wp:extent cx="5940425" cy="756920"/>
+            <wp:effectExtent l="0" t="0" r="3175" b="5080"/>
+            <wp:docPr id="7" name="Рисунок 7"/>
+            <wp:cNvGraphicFramePr>
+              <a:graphicFrameLocks xmlns:a="http://schemas.openxmlformats.org/drawingml/2006/main" noChangeAspect="1"/>
+            </wp:cNvGraphicFramePr>
+            <a:graphic xmlns:a="http://schemas.openxmlformats.org/drawingml/2006/main">
+              <a:graphicData uri="http://schemas.openxmlformats.org/drawingml/2006/picture">
+                <pic:pic xmlns:pic="http://schemas.openxmlformats.org/drawingml/2006/picture">
+                  <pic:nvPicPr>
+                    <pic:cNvPr id="1" name=""/>
+                    <pic:cNvPicPr/>
+                  </pic:nvPicPr>
+                  <pic:blipFill>
+                    <a:blip r:embed="rId58"/>
+                    <a:stretch>
+                      <a:fillRect/>
+                    </a:stretch>
+                  </pic:blipFill>
+                  <pic:spPr>
+                    <a:xfrm>
+                      <a:off x="0" y="0"/>
+                      <a:ext cx="5940425" cy="756920"/>
+                    </a:xfrm>
+                    <a:prstGeom prst="rect">
+                      <a:avLst/>
+                    </a:prstGeom>
+                  </pic:spPr>
+                </pic:pic>
+              </a:graphicData>
+            </a:graphic>
+          </wp:inline>
+        </w:drawing>
+      </w:r>
+    </w:p>
+    <w:p>
+      <w:pPr>
+        <w:pStyle w:val="af4"/>
+      </w:pPr>
+      <w:r>
+        <w:t>Рисунок 2.2.1</w:t>
+      </w:r>
+      <w:r>
+        <w:t>.5 – Интерактивное управление файлами</w:t>
       </w:r>
       <w:r>
         <w:t>: создание и удаление по режиму</w:t>
@@ -6047,14 +7799,31 @@
     </w:p>
     <w:p>
       <w:pPr>
+        <w:spacing w:after="160"/>
+        <w:ind w:firstLine="0"/>
+        <w:contextualSpacing w:val="0"/>
+        <w:jc w:val="left"/>
+        <w:rPr>
+          <w:rFonts w:eastAsia="Times New Roman" w:cs="Times New Roman"/>
+          <w:noProof/>
+          <w:szCs w:val="28"/>
+          <w:lang w:eastAsia="ru-RU"/>
+        </w:rPr>
+      </w:pPr>
+      <w:r>
+        <w:br w:type="page"/>
+      </w:r>
+    </w:p>
+    <w:p>
+      <w:pPr>
         <w:pStyle w:val="3"/>
-        <w:rPr>
-          <w:lang w:val="en-US"/>
-        </w:rPr>
       </w:pPr>
       <w:r>
         <w:lastRenderedPageBreak/>
-        <w:t xml:space="preserve">2.2.3 Переменные окружения в </w:t>
+        <w:t>2.2.2</w:t>
+      </w:r>
+      <w:r>
+        <w:t xml:space="preserve"> Переменные окружения в </w:t>
       </w:r>
       <w:r>
         <w:rPr>
@@ -6065,7 +7834,10 @@
     </w:p>
     <w:p>
       <w:r>
-        <w:t>Определить команды аналогичные для команд, изученных в задании по Windows. Рассмотреть отличия в подходах к наименованию команд и параметров.</w:t>
+        <w:t>Рассмотрим</w:t>
+      </w:r>
+      <w:r>
+        <w:t xml:space="preserve"> отличия в подходах к наименованию команд и параметров.</w:t>
       </w:r>
     </w:p>
     <w:p>
@@ -6081,7 +7853,18 @@
         <w:t>2</w:t>
       </w:r>
       <w:r>
-        <w:t xml:space="preserve"> – Сравнение основных комманд на </w:t>
+        <w:t>.2</w:t>
+      </w:r>
+      <w:r>
+        <w:t xml:space="preserve"> – Сравнение основных </w:t>
+      </w:r>
+      <w:proofErr w:type="spellStart"/>
+      <w:r>
+        <w:t>комманд</w:t>
+      </w:r>
+      <w:proofErr w:type="spellEnd"/>
+      <w:r>
+        <w:t xml:space="preserve"> на </w:t>
       </w:r>
       <w:r>
         <w:rPr>
@@ -6090,8 +7873,13 @@
         <w:t>Linux</w:t>
       </w:r>
       <w:r>
-        <w:t xml:space="preserve"> и Windows</w:t>
-      </w:r>
+        <w:t xml:space="preserve"> и </w:t>
+      </w:r>
+      <w:proofErr w:type="spellStart"/>
+      <w:r>
+        <w:t>Windows</w:t>
+      </w:r>
+      <w:proofErr w:type="spellEnd"/>
     </w:p>
     <w:p>
       <w:pPr>
@@ -6110,8 +7898,8 @@
         <w:tblLook w:val="04A0" w:firstRow="1" w:lastRow="0" w:firstColumn="1" w:lastColumn="0" w:noHBand="0" w:noVBand="1"/>
       </w:tblPr>
       <w:tblGrid>
-        <w:gridCol w:w="1838"/>
-        <w:gridCol w:w="2126"/>
+        <w:gridCol w:w="1980"/>
+        <w:gridCol w:w="1984"/>
         <w:gridCol w:w="5529"/>
       </w:tblGrid>
       <w:tr>
@@ -6120,7 +7908,7 @@
         </w:trPr>
         <w:tc>
           <w:tcPr>
-            <w:tcW w:w="1838" w:type="dxa"/>
+            <w:tcW w:w="1980" w:type="dxa"/>
             <w:vAlign w:val="center"/>
           </w:tcPr>
           <w:p>
@@ -6142,7 +7930,7 @@
         </w:tc>
         <w:tc>
           <w:tcPr>
-            <w:tcW w:w="2126" w:type="dxa"/>
+            <w:tcW w:w="1984" w:type="dxa"/>
             <w:vAlign w:val="center"/>
           </w:tcPr>
           <w:p>
@@ -6153,12 +7941,14 @@
                 <w:b/>
               </w:rPr>
             </w:pPr>
+            <w:proofErr w:type="spellStart"/>
             <w:r>
               <w:rPr>
                 <w:b/>
               </w:rPr>
               <w:t>Windows</w:t>
             </w:r>
+            <w:proofErr w:type="spellEnd"/>
           </w:p>
         </w:tc>
         <w:tc>
@@ -6189,7 +7979,7 @@
         </w:trPr>
         <w:tc>
           <w:tcPr>
-            <w:tcW w:w="1838" w:type="dxa"/>
+            <w:tcW w:w="1980" w:type="dxa"/>
             <w:vAlign w:val="center"/>
           </w:tcPr>
           <w:p>
@@ -6209,7 +7999,7 @@
         </w:tc>
         <w:tc>
           <w:tcPr>
-            <w:tcW w:w="2126" w:type="dxa"/>
+            <w:tcW w:w="1984" w:type="dxa"/>
             <w:vAlign w:val="center"/>
           </w:tcPr>
           <w:p>
@@ -6249,30 +8039,66 @@
         </w:trPr>
         <w:tc>
           <w:tcPr>
-            <w:tcW w:w="1838" w:type="dxa"/>
+            <w:tcW w:w="1980" w:type="dxa"/>
             <w:vAlign w:val="center"/>
           </w:tcPr>
           <w:p>
             <w:pPr>
               <w:pStyle w:val="afb"/>
             </w:pPr>
-            <w:r>
-              <w:t>copy source dest</w:t>
-            </w:r>
+            <w:proofErr w:type="spellStart"/>
+            <w:r>
+              <w:t>copy</w:t>
+            </w:r>
+            <w:proofErr w:type="spellEnd"/>
+            <w:r>
+              <w:t xml:space="preserve"> </w:t>
+            </w:r>
+            <w:proofErr w:type="spellStart"/>
+            <w:r>
+              <w:t>source</w:t>
+            </w:r>
+            <w:proofErr w:type="spellEnd"/>
+            <w:r>
+              <w:t xml:space="preserve"> </w:t>
+            </w:r>
+            <w:proofErr w:type="spellStart"/>
+            <w:r>
+              <w:t>dest</w:t>
+            </w:r>
+            <w:proofErr w:type="spellEnd"/>
           </w:p>
         </w:tc>
         <w:tc>
           <w:tcPr>
-            <w:tcW w:w="2126" w:type="dxa"/>
+            <w:tcW w:w="1984" w:type="dxa"/>
             <w:vAlign w:val="center"/>
           </w:tcPr>
           <w:p>
             <w:pPr>
               <w:pStyle w:val="afb"/>
             </w:pPr>
-            <w:r>
-              <w:t>cp source dest</w:t>
-            </w:r>
+            <w:proofErr w:type="spellStart"/>
+            <w:r>
+              <w:t>cp</w:t>
+            </w:r>
+            <w:proofErr w:type="spellEnd"/>
+            <w:r>
+              <w:t xml:space="preserve"> </w:t>
+            </w:r>
+            <w:proofErr w:type="spellStart"/>
+            <w:r>
+              <w:t>source</w:t>
+            </w:r>
+            <w:proofErr w:type="spellEnd"/>
+            <w:r>
+              <w:t xml:space="preserve"> </w:t>
+            </w:r>
+            <w:proofErr w:type="spellStart"/>
+            <w:r>
+              <w:t>dest</w:t>
+            </w:r>
+            <w:proofErr w:type="spellEnd"/>
           </w:p>
         </w:tc>
         <w:tc>
@@ -6286,7 +8112,23 @@
               <w:jc w:val="left"/>
             </w:pPr>
             <w:r>
-              <w:t>В Linux часто применяют ключи -i (спросить при перезаписи), -r (рекурсивно), -p (сохранить атрибуты). В Windows всё через отдельные ключи /Y, /-Y.</w:t>
+              <w:t xml:space="preserve">В </w:t>
+            </w:r>
+            <w:proofErr w:type="spellStart"/>
+            <w:r>
+              <w:t>Linux</w:t>
+            </w:r>
+            <w:proofErr w:type="spellEnd"/>
+            <w:r>
+              <w:t xml:space="preserve"> часто применяют ключи -i (спросить при перезаписи), -r (рекурсивно), -p (сохранить атрибуты). В </w:t>
+            </w:r>
+            <w:proofErr w:type="spellStart"/>
+            <w:r>
+              <w:t>Windows</w:t>
+            </w:r>
+            <w:proofErr w:type="spellEnd"/>
+            <w:r>
+              <w:t xml:space="preserve"> всё через отдельные ключи /Y, /-Y.</w:t>
             </w:r>
           </w:p>
         </w:tc>
@@ -6297,7 +8139,7 @@
         </w:trPr>
         <w:tc>
           <w:tcPr>
-            <w:tcW w:w="1838" w:type="dxa"/>
+            <w:tcW w:w="1980" w:type="dxa"/>
             <w:vAlign w:val="center"/>
           </w:tcPr>
           <w:p>
@@ -6307,17 +8149,39 @@
                 <w:lang w:val="en-US"/>
               </w:rPr>
             </w:pPr>
+            <w:proofErr w:type="spellStart"/>
             <w:r>
               <w:rPr>
                 <w:lang w:val="en-US"/>
               </w:rPr>
-              <w:t>xcopy source dest /E /H /K</w:t>
+              <w:t>xcopy</w:t>
+            </w:r>
+            <w:proofErr w:type="spellEnd"/>
+            <w:r>
+              <w:rPr>
+                <w:lang w:val="en-US"/>
+              </w:rPr>
+              <w:t xml:space="preserve"> source </w:t>
+            </w:r>
+            <w:proofErr w:type="spellStart"/>
+            <w:r>
+              <w:rPr>
+                <w:lang w:val="en-US"/>
+              </w:rPr>
+              <w:t>dest</w:t>
+            </w:r>
+            <w:proofErr w:type="spellEnd"/>
+            <w:r>
+              <w:rPr>
+                <w:lang w:val="en-US"/>
+              </w:rPr>
+              <w:t xml:space="preserve"> /E /H /K</w:t>
             </w:r>
           </w:p>
         </w:tc>
         <w:tc>
           <w:tcPr>
-            <w:tcW w:w="2126" w:type="dxa"/>
+            <w:tcW w:w="1984" w:type="dxa"/>
             <w:vAlign w:val="center"/>
           </w:tcPr>
           <w:p>
@@ -6327,21 +8191,65 @@
                 <w:lang w:val="en-US"/>
               </w:rPr>
             </w:pPr>
+            <w:proofErr w:type="spellStart"/>
             <w:r>
               <w:rPr>
                 <w:lang w:val="en-US"/>
               </w:rPr>
-              <w:t xml:space="preserve">cp -a source dest </w:t>
-            </w:r>
-            <w:r>
-              <w:t>или</w:t>
-            </w:r>
+              <w:t>cp</w:t>
+            </w:r>
+            <w:proofErr w:type="spellEnd"/>
             <w:r>
               <w:rPr>
                 <w:lang w:val="en-US"/>
               </w:rPr>
-              <w:t xml:space="preserve"> rsync -a source dest</w:t>
-            </w:r>
+              <w:t xml:space="preserve"> -a source </w:t>
+            </w:r>
+            <w:proofErr w:type="spellStart"/>
+            <w:r>
+              <w:rPr>
+                <w:lang w:val="en-US"/>
+              </w:rPr>
+              <w:t>dest</w:t>
+            </w:r>
+            <w:proofErr w:type="spellEnd"/>
+            <w:r>
+              <w:rPr>
+                <w:lang w:val="en-US"/>
+              </w:rPr>
+              <w:t xml:space="preserve"> </w:t>
+            </w:r>
+            <w:r>
+              <w:t>или</w:t>
+            </w:r>
+            <w:r>
+              <w:rPr>
+                <w:lang w:val="en-US"/>
+              </w:rPr>
+              <w:t xml:space="preserve"> </w:t>
+            </w:r>
+            <w:proofErr w:type="spellStart"/>
+            <w:r>
+              <w:rPr>
+                <w:lang w:val="en-US"/>
+              </w:rPr>
+              <w:t>rsync</w:t>
+            </w:r>
+            <w:proofErr w:type="spellEnd"/>
+            <w:r>
+              <w:rPr>
+                <w:lang w:val="en-US"/>
+              </w:rPr>
+              <w:t xml:space="preserve"> -a source </w:t>
+            </w:r>
+            <w:proofErr w:type="spellStart"/>
+            <w:r>
+              <w:rPr>
+                <w:lang w:val="en-US"/>
+              </w:rPr>
+              <w:t>dest</w:t>
+            </w:r>
+            <w:proofErr w:type="spellEnd"/>
           </w:p>
         </w:tc>
         <w:tc>
@@ -6366,12 +8274,14 @@
             <w:r>
               <w:t xml:space="preserve"> </w:t>
             </w:r>
+            <w:proofErr w:type="spellStart"/>
             <w:r>
               <w:rPr>
                 <w:lang w:val="en-US"/>
               </w:rPr>
               <w:t>xcopy</w:t>
             </w:r>
+            <w:proofErr w:type="spellEnd"/>
             <w:r>
               <w:t xml:space="preserve"> имеет много ключей (/</w:t>
             </w:r>
@@ -6447,7 +8357,7 @@
         </w:trPr>
         <w:tc>
           <w:tcPr>
-            <w:tcW w:w="1838" w:type="dxa"/>
+            <w:tcW w:w="1980" w:type="dxa"/>
             <w:vAlign w:val="center"/>
           </w:tcPr>
           <w:p>
@@ -6461,13 +8371,21 @@
               <w:rPr>
                 <w:lang w:val="en-US"/>
               </w:rPr>
-              <w:t>move source dest</w:t>
-            </w:r>
+              <w:t xml:space="preserve">move source </w:t>
+            </w:r>
+            <w:proofErr w:type="spellStart"/>
+            <w:r>
+              <w:rPr>
+                <w:lang w:val="en-US"/>
+              </w:rPr>
+              <w:t>dest</w:t>
+            </w:r>
+            <w:proofErr w:type="spellEnd"/>
           </w:p>
         </w:tc>
         <w:tc>
           <w:tcPr>
-            <w:tcW w:w="2126" w:type="dxa"/>
+            <w:tcW w:w="1984" w:type="dxa"/>
             <w:vAlign w:val="center"/>
           </w:tcPr>
           <w:p>
@@ -6481,8 +8399,16 @@
               <w:rPr>
                 <w:lang w:val="en-US"/>
               </w:rPr>
-              <w:t>mv source dest</w:t>
-            </w:r>
+              <w:t xml:space="preserve">mv source </w:t>
+            </w:r>
+            <w:proofErr w:type="spellStart"/>
+            <w:r>
+              <w:rPr>
+                <w:lang w:val="en-US"/>
+              </w:rPr>
+              <w:t>dest</w:t>
+            </w:r>
+            <w:proofErr w:type="spellEnd"/>
           </w:p>
         </w:tc>
         <w:tc>
@@ -6496,7 +8422,15 @@
               <w:jc w:val="left"/>
             </w:pPr>
             <w:r>
-              <w:t>Отличий почти нет; в Linux ключи -i (подтверждение перезаписи), -n (не перезаписывать).</w:t>
+              <w:t xml:space="preserve">Отличий почти нет; в </w:t>
+            </w:r>
+            <w:proofErr w:type="spellStart"/>
+            <w:r>
+              <w:t>Linux</w:t>
+            </w:r>
+            <w:proofErr w:type="spellEnd"/>
+            <w:r>
+              <w:t xml:space="preserve"> ключи -i (подтверждение перезаписи), -n (не перезаписывать).</w:t>
             </w:r>
           </w:p>
         </w:tc>
@@ -6507,7 +8441,7 @@
         </w:trPr>
         <w:tc>
           <w:tcPr>
-            <w:tcW w:w="1838" w:type="dxa"/>
+            <w:tcW w:w="1980" w:type="dxa"/>
             <w:vAlign w:val="center"/>
           </w:tcPr>
           <w:p>
@@ -6533,7 +8467,7 @@
         </w:tc>
         <w:tc>
           <w:tcPr>
-            <w:tcW w:w="2126" w:type="dxa"/>
+            <w:tcW w:w="1984" w:type="dxa"/>
             <w:vAlign w:val="center"/>
           </w:tcPr>
           <w:p>
@@ -6543,11 +8477,19 @@
                 <w:lang w:val="en-US"/>
               </w:rPr>
             </w:pPr>
+            <w:proofErr w:type="spellStart"/>
             <w:r>
               <w:rPr>
                 <w:lang w:val="en-US"/>
               </w:rPr>
-              <w:t xml:space="preserve">rm </w:t>
+              <w:t>rm</w:t>
+            </w:r>
+            <w:proofErr w:type="spellEnd"/>
+            <w:r>
+              <w:rPr>
+                <w:lang w:val="en-US"/>
+              </w:rPr>
+              <w:t xml:space="preserve"> </w:t>
             </w:r>
             <w:r>
               <w:rPr>
@@ -6568,7 +8510,15 @@
               <w:jc w:val="left"/>
             </w:pPr>
             <w:r>
-              <w:t>В Linux удаление безвозвратное (нет корзины), добавляются ключи -i (подтверждение), -r (рекурсивно).</w:t>
+              <w:t xml:space="preserve">В </w:t>
+            </w:r>
+            <w:proofErr w:type="spellStart"/>
+            <w:r>
+              <w:t>Linux</w:t>
+            </w:r>
+            <w:proofErr w:type="spellEnd"/>
+            <w:r>
+              <w:t xml:space="preserve"> удаление безвозвратное (нет корзины), добавляются ключи -i (подтверждение), -r (рекурсивно).</w:t>
             </w:r>
           </w:p>
         </w:tc>
@@ -6579,7 +8529,7 @@
         </w:trPr>
         <w:tc>
           <w:tcPr>
-            <w:tcW w:w="1838" w:type="dxa"/>
+            <w:tcW w:w="1980" w:type="dxa"/>
             <w:vAlign w:val="center"/>
           </w:tcPr>
           <w:p>
@@ -6589,17 +8539,33 @@
                 <w:lang w:val="en-US"/>
               </w:rPr>
             </w:pPr>
+            <w:proofErr w:type="spellStart"/>
             <w:r>
               <w:rPr>
                 <w:lang w:val="en-US"/>
               </w:rPr>
-              <w:t>rd dirname</w:t>
-            </w:r>
+              <w:t>rd</w:t>
+            </w:r>
+            <w:proofErr w:type="spellEnd"/>
+            <w:r>
+              <w:rPr>
+                <w:lang w:val="en-US"/>
+              </w:rPr>
+              <w:t xml:space="preserve"> </w:t>
+            </w:r>
+            <w:proofErr w:type="spellStart"/>
+            <w:r>
+              <w:rPr>
+                <w:lang w:val="en-US"/>
+              </w:rPr>
+              <w:t>dirname</w:t>
+            </w:r>
+            <w:proofErr w:type="spellEnd"/>
           </w:p>
         </w:tc>
         <w:tc>
           <w:tcPr>
-            <w:tcW w:w="2126" w:type="dxa"/>
+            <w:tcW w:w="1984" w:type="dxa"/>
             <w:vAlign w:val="center"/>
           </w:tcPr>
           <w:p>
@@ -6609,12 +8575,70 @@
                 <w:lang w:val="en-US"/>
               </w:rPr>
             </w:pPr>
+            <w:proofErr w:type="spellStart"/>
             <w:r>
               <w:rPr>
                 <w:lang w:val="en-US"/>
               </w:rPr>
-              <w:t>rmdir dirname или rm -r dirname</w:t>
-            </w:r>
+              <w:t>rmdir</w:t>
+            </w:r>
+            <w:proofErr w:type="spellEnd"/>
+            <w:r>
+              <w:rPr>
+                <w:lang w:val="en-US"/>
+              </w:rPr>
+              <w:t xml:space="preserve"> </w:t>
+            </w:r>
+            <w:proofErr w:type="spellStart"/>
+            <w:r>
+              <w:rPr>
+                <w:lang w:val="en-US"/>
+              </w:rPr>
+              <w:t>dirname</w:t>
+            </w:r>
+            <w:proofErr w:type="spellEnd"/>
+            <w:r>
+              <w:rPr>
+                <w:lang w:val="en-US"/>
+              </w:rPr>
+              <w:t xml:space="preserve"> </w:t>
+            </w:r>
+            <w:proofErr w:type="spellStart"/>
+            <w:r>
+              <w:rPr>
+                <w:lang w:val="en-US"/>
+              </w:rPr>
+              <w:t>или</w:t>
+            </w:r>
+            <w:proofErr w:type="spellEnd"/>
+            <w:r>
+              <w:rPr>
+                <w:lang w:val="en-US"/>
+              </w:rPr>
+              <w:t xml:space="preserve"> </w:t>
+            </w:r>
+            <w:proofErr w:type="spellStart"/>
+            <w:r>
+              <w:rPr>
+                <w:lang w:val="en-US"/>
+              </w:rPr>
+              <w:t>rm</w:t>
+            </w:r>
+            <w:proofErr w:type="spellEnd"/>
+            <w:r>
+              <w:rPr>
+                <w:lang w:val="en-US"/>
+              </w:rPr>
+              <w:t xml:space="preserve"> -r </w:t>
+            </w:r>
+            <w:proofErr w:type="spellStart"/>
+            <w:r>
+              <w:rPr>
+                <w:lang w:val="en-US"/>
+              </w:rPr>
+              <w:t>dirname</w:t>
+            </w:r>
+            <w:proofErr w:type="spellEnd"/>
           </w:p>
         </w:tc>
         <w:tc>
@@ -6639,12 +8663,14 @@
             <w:r>
               <w:t xml:space="preserve"> </w:t>
             </w:r>
+            <w:proofErr w:type="spellStart"/>
             <w:r>
               <w:rPr>
                 <w:lang w:val="en-US"/>
               </w:rPr>
               <w:t>rd</w:t>
             </w:r>
+            <w:proofErr w:type="spellEnd"/>
             <w:r>
               <w:t xml:space="preserve"> удаляет только пустые каталоги без /</w:t>
             </w:r>
@@ -6666,21 +8692,25 @@
             <w:r>
               <w:t xml:space="preserve"> </w:t>
             </w:r>
+            <w:proofErr w:type="spellStart"/>
             <w:r>
               <w:rPr>
                 <w:lang w:val="en-US"/>
               </w:rPr>
               <w:t>rmdir</w:t>
             </w:r>
+            <w:proofErr w:type="spellEnd"/>
             <w:r>
               <w:t xml:space="preserve"> тоже; для непустых каталогов нужен </w:t>
             </w:r>
+            <w:proofErr w:type="spellStart"/>
             <w:r>
               <w:rPr>
                 <w:lang w:val="en-US"/>
               </w:rPr>
               <w:t>rm</w:t>
             </w:r>
+            <w:proofErr w:type="spellEnd"/>
             <w:r>
               <w:t xml:space="preserve"> -</w:t>
             </w:r>
@@ -6699,7 +8729,7 @@
         </w:trPr>
         <w:tc>
           <w:tcPr>
-            <w:tcW w:w="1838" w:type="dxa"/>
+            <w:tcW w:w="1980" w:type="dxa"/>
             <w:vAlign w:val="center"/>
           </w:tcPr>
           <w:p>
@@ -6709,11 +8739,19 @@
                 <w:lang w:val="en-US"/>
               </w:rPr>
             </w:pPr>
+            <w:proofErr w:type="spellStart"/>
             <w:r>
               <w:rPr>
                 <w:lang w:val="en-US"/>
               </w:rPr>
-              <w:t xml:space="preserve">ren </w:t>
+              <w:t>ren</w:t>
+            </w:r>
+            <w:proofErr w:type="spellEnd"/>
+            <w:r>
+              <w:rPr>
+                <w:lang w:val="en-US"/>
+              </w:rPr>
+              <w:t xml:space="preserve"> </w:t>
             </w:r>
             <w:r>
               <w:rPr>
@@ -6725,7 +8763,7 @@
         </w:tc>
         <w:tc>
           <w:tcPr>
-            <w:tcW w:w="2126" w:type="dxa"/>
+            <w:tcW w:w="1984" w:type="dxa"/>
             <w:vAlign w:val="center"/>
           </w:tcPr>
           <w:p>
@@ -6754,7 +8792,31 @@
               <w:jc w:val="left"/>
             </w:pPr>
             <w:r>
-              <w:t>В Linux mv объединяет функции перемещения и переименования; отдельной команды ren нет.</w:t>
+              <w:t xml:space="preserve">В </w:t>
+            </w:r>
+            <w:proofErr w:type="spellStart"/>
+            <w:r>
+              <w:t>Linux</w:t>
+            </w:r>
+            <w:proofErr w:type="spellEnd"/>
+            <w:r>
+              <w:t xml:space="preserve"> </w:t>
+            </w:r>
+            <w:proofErr w:type="spellStart"/>
+            <w:r>
+              <w:t>mv</w:t>
+            </w:r>
+            <w:proofErr w:type="spellEnd"/>
+            <w:r>
+              <w:t xml:space="preserve"> объединяет функции перемещения и переименования; отдельной команды </w:t>
+            </w:r>
+            <w:proofErr w:type="spellStart"/>
+            <w:r>
+              <w:t>ren</w:t>
+            </w:r>
+            <w:proofErr w:type="spellEnd"/>
+            <w:r>
+              <w:t xml:space="preserve"> нет.</w:t>
             </w:r>
           </w:p>
         </w:tc>
@@ -6765,29 +8827,39 @@
         </w:trPr>
         <w:tc>
           <w:tcPr>
-            <w:tcW w:w="1838" w:type="dxa"/>
+            <w:tcW w:w="1980" w:type="dxa"/>
             <w:vAlign w:val="center"/>
           </w:tcPr>
           <w:p>
             <w:pPr>
               <w:pStyle w:val="afb"/>
             </w:pPr>
-            <w:r>
-              <w:t>fc file1 file2</w:t>
+            <w:proofErr w:type="spellStart"/>
+            <w:r>
+              <w:t>fc</w:t>
+            </w:r>
+            <w:proofErr w:type="spellEnd"/>
+            <w:r>
+              <w:t xml:space="preserve"> file1 file2</w:t>
             </w:r>
           </w:p>
         </w:tc>
         <w:tc>
           <w:tcPr>
-            <w:tcW w:w="2126" w:type="dxa"/>
+            <w:tcW w:w="1984" w:type="dxa"/>
             <w:vAlign w:val="center"/>
           </w:tcPr>
           <w:p>
             <w:pPr>
               <w:pStyle w:val="afb"/>
             </w:pPr>
-            <w:r>
-              <w:t>diff file1 file2</w:t>
+            <w:proofErr w:type="spellStart"/>
+            <w:r>
+              <w:t>diff</w:t>
+            </w:r>
+            <w:proofErr w:type="spellEnd"/>
+            <w:r>
+              <w:t xml:space="preserve"> file1 file2</w:t>
             </w:r>
           </w:p>
         </w:tc>
@@ -6802,7 +8874,31 @@
               <w:jc w:val="left"/>
             </w:pPr>
             <w:r>
-              <w:t>В Linux вывод построчный, ключи для форматов (-u, -c); в Windows fc даёт побайтовое или построчное сравнение.</w:t>
+              <w:t xml:space="preserve">В </w:t>
+            </w:r>
+            <w:proofErr w:type="spellStart"/>
+            <w:r>
+              <w:t>Linux</w:t>
+            </w:r>
+            <w:proofErr w:type="spellEnd"/>
+            <w:r>
+              <w:t xml:space="preserve"> вывод построчный, ключи для форматов (-u, -c); в </w:t>
+            </w:r>
+            <w:proofErr w:type="spellStart"/>
+            <w:r>
+              <w:t>Windows</w:t>
+            </w:r>
+            <w:proofErr w:type="spellEnd"/>
+            <w:r>
+              <w:t xml:space="preserve"> </w:t>
+            </w:r>
+            <w:proofErr w:type="spellStart"/>
+            <w:r>
+              <w:t>fc</w:t>
+            </w:r>
+            <w:proofErr w:type="spellEnd"/>
+            <w:r>
+              <w:t xml:space="preserve"> даёт побайтовое или построчное сравнение.</w:t>
             </w:r>
           </w:p>
         </w:tc>
@@ -6813,21 +8909,23 @@
         </w:trPr>
         <w:tc>
           <w:tcPr>
-            <w:tcW w:w="1838" w:type="dxa"/>
+            <w:tcW w:w="1980" w:type="dxa"/>
             <w:vAlign w:val="center"/>
           </w:tcPr>
           <w:p>
             <w:pPr>
               <w:pStyle w:val="afb"/>
             </w:pPr>
+            <w:proofErr w:type="spellStart"/>
             <w:r>
               <w:t>dir</w:t>
             </w:r>
+            <w:proofErr w:type="spellEnd"/>
           </w:p>
         </w:tc>
         <w:tc>
           <w:tcPr>
-            <w:tcW w:w="2126" w:type="dxa"/>
+            <w:tcW w:w="1984" w:type="dxa"/>
             <w:vAlign w:val="center"/>
           </w:tcPr>
           <w:p>
@@ -6856,7 +8954,39 @@
               <w:jc w:val="left"/>
             </w:pPr>
             <w:r>
-              <w:t>В Linux для подробного вывода используют ls -l, рекурсивно — ls -R; в Windows есть ключи /S, /P, /O.</w:t>
+              <w:t xml:space="preserve">В </w:t>
+            </w:r>
+            <w:proofErr w:type="spellStart"/>
+            <w:r>
+              <w:t>Linux</w:t>
+            </w:r>
+            <w:proofErr w:type="spellEnd"/>
+            <w:r>
+              <w:t xml:space="preserve"> для подробного вывода используют </w:t>
+            </w:r>
+            <w:proofErr w:type="spellStart"/>
+            <w:r>
+              <w:t>ls</w:t>
+            </w:r>
+            <w:proofErr w:type="spellEnd"/>
+            <w:r>
+              <w:t xml:space="preserve"> -l, рекурсивно — </w:t>
+            </w:r>
+            <w:proofErr w:type="spellStart"/>
+            <w:r>
+              <w:t>ls</w:t>
+            </w:r>
+            <w:proofErr w:type="spellEnd"/>
+            <w:r>
+              <w:t xml:space="preserve"> -R; в </w:t>
+            </w:r>
+            <w:proofErr w:type="spellStart"/>
+            <w:r>
+              <w:t>Windows</w:t>
+            </w:r>
+            <w:proofErr w:type="spellEnd"/>
+            <w:r>
+              <w:t xml:space="preserve"> есть ключи /S, /P, /O.</w:t>
             </w:r>
           </w:p>
         </w:tc>
@@ -6867,29 +8997,40 @@
         </w:trPr>
         <w:tc>
           <w:tcPr>
-            <w:tcW w:w="1838" w:type="dxa"/>
+            <w:tcW w:w="1980" w:type="dxa"/>
             <w:vAlign w:val="center"/>
           </w:tcPr>
           <w:p>
             <w:pPr>
               <w:pStyle w:val="afb"/>
             </w:pPr>
-            <w:r>
-              <w:t>type file.txt</w:t>
+            <w:proofErr w:type="spellStart"/>
+            <w:r>
+              <w:t>type</w:t>
+            </w:r>
+            <w:proofErr w:type="spellEnd"/>
+            <w:r>
+              <w:t xml:space="preserve"> file.txt</w:t>
             </w:r>
           </w:p>
         </w:tc>
         <w:tc>
           <w:tcPr>
-            <w:tcW w:w="2126" w:type="dxa"/>
+            <w:tcW w:w="1984" w:type="dxa"/>
             <w:vAlign w:val="center"/>
           </w:tcPr>
           <w:p>
             <w:pPr>
               <w:pStyle w:val="afb"/>
+              <w:spacing w:after="360"/>
             </w:pPr>
-            <w:r>
-              <w:t>cat file.txt</w:t>
+            <w:proofErr w:type="spellStart"/>
+            <w:r>
+              <w:t>cat</w:t>
+            </w:r>
+            <w:proofErr w:type="spellEnd"/>
+            <w:r>
+              <w:t xml:space="preserve"> file.txt</w:t>
             </w:r>
           </w:p>
         </w:tc>
@@ -6904,7 +9045,55 @@
               <w:jc w:val="left"/>
             </w:pPr>
             <w:r>
-              <w:t>В Linux можно использовать cat, less, more; в Windows type ограничен простым выводом.</w:t>
+              <w:t xml:space="preserve">В </w:t>
+            </w:r>
+            <w:proofErr w:type="spellStart"/>
+            <w:r>
+              <w:t>Linux</w:t>
+            </w:r>
+            <w:proofErr w:type="spellEnd"/>
+            <w:r>
+              <w:t xml:space="preserve"> можно использовать </w:t>
+            </w:r>
+            <w:proofErr w:type="spellStart"/>
+            <w:r>
+              <w:t>cat</w:t>
+            </w:r>
+            <w:proofErr w:type="spellEnd"/>
+            <w:r>
+              <w:t xml:space="preserve">, </w:t>
+            </w:r>
+            <w:proofErr w:type="spellStart"/>
+            <w:r>
+              <w:t>less</w:t>
+            </w:r>
+            <w:proofErr w:type="spellEnd"/>
+            <w:r>
+              <w:t xml:space="preserve">, </w:t>
+            </w:r>
+            <w:proofErr w:type="spellStart"/>
+            <w:r>
+              <w:t>more</w:t>
+            </w:r>
+            <w:proofErr w:type="spellEnd"/>
+            <w:r>
+              <w:t xml:space="preserve">; в </w:t>
+            </w:r>
+            <w:proofErr w:type="spellStart"/>
+            <w:r>
+              <w:t>Windows</w:t>
+            </w:r>
+            <w:proofErr w:type="spellEnd"/>
+            <w:r>
+              <w:t xml:space="preserve"> </w:t>
+            </w:r>
+            <w:proofErr w:type="spellStart"/>
+            <w:r>
+              <w:t>type</w:t>
+            </w:r>
+            <w:proofErr w:type="spellEnd"/>
+            <w:r>
+              <w:t xml:space="preserve"> ограничен простым выводом.</w:t>
             </w:r>
           </w:p>
         </w:tc>
@@ -6912,23 +9101,12 @@
     </w:tbl>
     <w:p>
       <w:pPr>
-        <w:spacing w:after="0"/>
-      </w:pPr>
-    </w:p>
-    <w:p>
-      <w:pPr>
-        <w:spacing w:after="160"/>
-        <w:ind w:firstLine="0"/>
-        <w:contextualSpacing w:val="0"/>
-        <w:jc w:val="left"/>
-      </w:pPr>
-      <w:r>
-        <w:br w:type="page"/>
-      </w:r>
-    </w:p>
-    <w:p>
-      <w:pPr>
-        <w:spacing w:after="0"/>
+        <w:spacing w:before="240" w:after="0"/>
+      </w:pPr>
+    </w:p>
+    <w:p>
+      <w:pPr>
+        <w:spacing w:before="240" w:after="0"/>
         <w:rPr>
           <w:rFonts w:eastAsiaTheme="minorEastAsia" w:cs="Times New Roman"/>
           <w:b/>
@@ -6937,7 +9115,6 @@
         </w:rPr>
       </w:pPr>
       <w:r>
-        <w:lastRenderedPageBreak/>
         <w:t>Кр</w:t>
       </w:r>
       <w:r>
@@ -6953,8 +9130,21 @@
         <w:t>отлич</w:t>
       </w:r>
       <w:r>
-        <w:t>ия Linux от Windows</w:t>
-      </w:r>
+        <w:t xml:space="preserve">ия </w:t>
+      </w:r>
+      <w:proofErr w:type="spellStart"/>
+      <w:r>
+        <w:t>Linux</w:t>
+      </w:r>
+      <w:proofErr w:type="spellEnd"/>
+      <w:r>
+        <w:t xml:space="preserve"> от </w:t>
+      </w:r>
+      <w:proofErr w:type="spellStart"/>
+      <w:r>
+        <w:t>Windows</w:t>
+      </w:r>
+      <w:proofErr w:type="spellEnd"/>
       <w:r>
         <w:t>:</w:t>
       </w:r>
@@ -6967,7 +9157,15 @@
         <w:t>и</w:t>
       </w:r>
       <w:r>
-        <w:t xml:space="preserve">мена переменных в Linux </w:t>
+        <w:t xml:space="preserve">мена переменных в </w:t>
+      </w:r>
+      <w:proofErr w:type="spellStart"/>
+      <w:r>
+        <w:t>Linux</w:t>
+      </w:r>
+      <w:proofErr w:type="spellEnd"/>
+      <w:r>
+        <w:t xml:space="preserve"> </w:t>
       </w:r>
       <w:r>
         <w:rPr>
@@ -6977,7 +9175,26 @@
         <w:t>чувствительны к регистру</w:t>
       </w:r>
       <w:r>
-        <w:t xml:space="preserve"> (PATH ≠ path), в Windows — обычно верхний/нижний не различают при обращении через %VAR%;</w:t>
+        <w:t xml:space="preserve"> (PATH ≠ </w:t>
+      </w:r>
+      <w:proofErr w:type="spellStart"/>
+      <w:r>
+        <w:t>path</w:t>
+      </w:r>
+      <w:proofErr w:type="spellEnd"/>
+      <w:r>
+        <w:t xml:space="preserve">), в </w:t>
+      </w:r>
+      <w:proofErr w:type="spellStart"/>
+      <w:r>
+        <w:t>Windows</w:t>
+      </w:r>
+      <w:proofErr w:type="spellEnd"/>
+      <w:r>
+        <w:t xml:space="preserve"> — обычно регистр</w:t>
+      </w:r>
+      <w:r>
+        <w:t xml:space="preserve"> не различают при обращении через %VAR%;</w:t>
       </w:r>
     </w:p>
     <w:p>
@@ -6988,18 +9205,46 @@
         <w:t>в</w:t>
       </w:r>
       <w:r>
-        <w:t xml:space="preserve"> Linux переменная подставляется как $VAR, в Windows — %VAR%;</w:t>
+        <w:t xml:space="preserve"> </w:t>
+      </w:r>
+      <w:proofErr w:type="spellStart"/>
+      <w:r>
+        <w:t>Linux</w:t>
+      </w:r>
+      <w:proofErr w:type="spellEnd"/>
+      <w:r>
+        <w:t xml:space="preserve"> переменная подставляется как $VAR, в </w:t>
+      </w:r>
+      <w:proofErr w:type="spellStart"/>
+      <w:r>
+        <w:t>Windows</w:t>
+      </w:r>
+      <w:proofErr w:type="spellEnd"/>
+      <w:r>
+        <w:t xml:space="preserve"> — %VAR%;</w:t>
       </w:r>
     </w:p>
     <w:p>
       <w:pPr>
         <w:pStyle w:val="a"/>
+        <w:rPr>
+          <w:rFonts w:eastAsiaTheme="minorEastAsia"/>
+          <w:color w:val="000000" w:themeColor="text1"/>
+        </w:rPr>
       </w:pPr>
       <w:r>
         <w:t>в</w:t>
       </w:r>
       <w:r>
-        <w:t xml:space="preserve"> Linux переменные </w:t>
+        <w:t xml:space="preserve"> </w:t>
+      </w:r>
+      <w:proofErr w:type="spellStart"/>
+      <w:r>
+        <w:t>Linux</w:t>
+      </w:r>
+      <w:proofErr w:type="spellEnd"/>
+      <w:r>
+        <w:t xml:space="preserve"> переменные </w:t>
       </w:r>
       <w:r>
         <w:rPr>
@@ -7009,8 +9254,25 @@
         <w:t>экспортируются</w:t>
       </w:r>
       <w:r>
-        <w:t xml:space="preserve"> в потомков (export), в Windows нужно </w:t>
-      </w:r>
+        <w:t xml:space="preserve"> в потомков (</w:t>
+      </w:r>
+      <w:proofErr w:type="spellStart"/>
+      <w:r>
+        <w:t>export</w:t>
+      </w:r>
+      <w:proofErr w:type="spellEnd"/>
+      <w:r>
+        <w:t xml:space="preserve">), в </w:t>
+      </w:r>
+      <w:proofErr w:type="spellStart"/>
+      <w:r>
+        <w:t>Windows</w:t>
+      </w:r>
+      <w:proofErr w:type="spellEnd"/>
+      <w:r>
+        <w:t xml:space="preserve"> нужно </w:t>
+      </w:r>
+      <w:proofErr w:type="spellStart"/>
       <w:r>
         <w:rPr>
           <w:b/>
@@ -7018,53 +9280,21 @@
         </w:rPr>
         <w:t>setx</w:t>
       </w:r>
-      <w:r>
-        <w:t xml:space="preserve"> для перманентной записи (и set</w:t>
-      </w:r>
+      <w:proofErr w:type="spellEnd"/>
+      <w:r>
+        <w:t xml:space="preserve"> для перманентной записи (и </w:t>
+      </w:r>
+      <w:proofErr w:type="spellStart"/>
+      <w:r>
+        <w:t>set</w:t>
+      </w:r>
+      <w:proofErr w:type="spellEnd"/>
       <w:r>
         <w:t xml:space="preserve"> для сессии)</w:t>
       </w:r>
       <w:r>
-        <w:t>;</w:t>
-      </w:r>
-    </w:p>
-    <w:p>
-      <w:pPr>
-        <w:pStyle w:val="a"/>
-      </w:pPr>
-      <w:r>
-        <w:t>п</w:t>
-      </w:r>
-      <w:r>
-        <w:t>остоянное хранение в Linux: ~/.bashrc, ~/.profile, /etc/environment — в Windows: ре</w:t>
-      </w:r>
-      <w:r>
-        <w:t>естр / Панель управления / setx</w:t>
-      </w:r>
-      <w:r>
-        <w:t>;</w:t>
-      </w:r>
-    </w:p>
-    <w:p>
-      <w:pPr>
-        <w:pStyle w:val="a"/>
-      </w:pPr>
-      <w:r>
-        <w:t>п</w:t>
-      </w:r>
-      <w:r>
-        <w:t>рава/контекст: в Linux окружение тесно связано с шеллом и профилями пользователя; в Windows — с профилями пользователя и системными настройками.</w:t>
-      </w:r>
-    </w:p>
-    <w:p/>
-    <w:p>
-      <w:pPr>
-        <w:rPr>
-          <w:rFonts w:eastAsiaTheme="minorEastAsia" w:cs="Times New Roman"/>
-          <w:color w:val="000000" w:themeColor="text1"/>
-          <w:szCs w:val="28"/>
-        </w:rPr>
-      </w:pPr>
+        <w:t xml:space="preserve">. </w:t>
+      </w:r>
       <w:r>
         <w:br w:type="page"/>
       </w:r>
@@ -7072,6 +9302,7 @@
     <w:p>
       <w:pPr>
         <w:pStyle w:val="af9"/>
+        <w:outlineLvl w:val="0"/>
       </w:pPr>
       <w:r>
         <w:lastRenderedPageBreak/>
@@ -7089,18 +9320,58 @@
         <w:t>ась</w:t>
       </w:r>
       <w:r>
-        <w:t xml:space="preserve"> с основными командами командных оболочек Windows (cmd) и Linux (bash), научил</w:t>
+        <w:t xml:space="preserve"> с основными командами командных оболочек </w:t>
+      </w:r>
+      <w:proofErr w:type="spellStart"/>
+      <w:r>
+        <w:t>Windows</w:t>
+      </w:r>
+      <w:proofErr w:type="spellEnd"/>
+      <w:r>
+        <w:t xml:space="preserve"> (</w:t>
+      </w:r>
+      <w:proofErr w:type="spellStart"/>
+      <w:r>
+        <w:t>cmd</w:t>
+      </w:r>
+      <w:proofErr w:type="spellEnd"/>
+      <w:r>
+        <w:t xml:space="preserve">) и </w:t>
+      </w:r>
+      <w:proofErr w:type="spellStart"/>
+      <w:r>
+        <w:t>Linux</w:t>
+      </w:r>
+      <w:proofErr w:type="spellEnd"/>
+      <w:r>
+        <w:t xml:space="preserve"> (</w:t>
+      </w:r>
+      <w:proofErr w:type="spellStart"/>
+      <w:r>
+        <w:t>bash</w:t>
+      </w:r>
+      <w:proofErr w:type="spellEnd"/>
+      <w:r>
+        <w:t>), научил</w:t>
       </w:r>
       <w:r>
         <w:t>ась</w:t>
       </w:r>
       <w:r>
-        <w:t xml:space="preserve"> работать с файлами и каталогами, применять перенаправление потоков, конвейеры и атрибуты команд, создавать и запускать пакетные и bash-скрипты для автоматизации типовых задач. Дополнительно были исследованы правила наименования команд и их параметров, а также роль переменных окружения, что позволило лучше понять отличия подходов в разных операционных системах и приобрести практические навыки администрирования и работы с консолью.</w:t>
+        <w:t xml:space="preserve"> работать с файлами и каталогами, применять перенаправление потоков, конвейеры и атрибуты команд, создавать и запускать пакетные и </w:t>
+      </w:r>
+      <w:proofErr w:type="spellStart"/>
+      <w:r>
+        <w:t>bash</w:t>
+      </w:r>
+      <w:proofErr w:type="spellEnd"/>
+      <w:r>
+        <w:t>-скрипты для автоматизации типовых задач. Дополнительно были исследованы правила наименования команд и их параметров, а также роль переменных окружения, что позволило лучше понять отличия подходов в разных операционных системах и приобрести практические навыки администрирования и работы с консолью.</w:t>
       </w:r>
     </w:p>
     <w:sectPr>
-      <w:headerReference w:type="default" r:id="rId54"/>
-      <w:footerReference w:type="first" r:id="rId55"/>
+      <w:headerReference w:type="default" r:id="rId59"/>
+      <w:footerReference w:type="first" r:id="rId60"/>
       <w:pgSz w:w="11906" w:h="16838"/>
       <w:pgMar w:top="1134" w:right="850" w:bottom="1134" w:left="1701" w:header="708" w:footer="708" w:gutter="0"/>
       <w:cols w:space="708"/>
@@ -7245,7 +9516,7 @@
             <w:sz w:val="28"/>
             <w:szCs w:val="28"/>
           </w:rPr>
-          <w:t>18</w:t>
+          <w:t>20</w:t>
         </w:r>
         <w:r>
           <w:rPr>
@@ -9646,7 +11917,7 @@
   <w:style w:type="paragraph" w:default="1" w:styleId="a0">
     <w:name w:val="Normal"/>
     <w:qFormat/>
-    <w:rsid w:val="00504BD4"/>
+    <w:rsid w:val="00E35848"/>
     <w:pPr>
       <w:spacing w:after="280"/>
       <w:ind w:firstLine="709"/>
@@ -9721,6 +11992,7 @@
   <w:style w:type="character" w:default="1" w:styleId="a2">
     <w:name w:val="Default Paragraph Font"/>
     <w:uiPriority w:val="1"/>
+    <w:semiHidden/>
     <w:unhideWhenUsed/>
   </w:style>
   <w:style w:type="table" w:default="1" w:styleId="a3">
@@ -10438,6 +12710,35 @@
       <w:sz w:val="28"/>
     </w:rPr>
   </w:style>
+  <w:style w:type="paragraph" w:customStyle="1" w:styleId="afd">
+    <w:name w:val="листинг"/>
+    <w:basedOn w:val="a0"/>
+    <w:link w:val="afe"/>
+    <w:qFormat/>
+    <w:rsid w:val="00E35848"/>
+    <w:pPr>
+      <w:spacing w:line="240" w:lineRule="auto"/>
+      <w:ind w:firstLine="0"/>
+    </w:pPr>
+    <w:rPr>
+      <w:rFonts w:ascii="Courier New" w:hAnsi="Courier New" w:cs="Courier New"/>
+      <w:sz w:val="24"/>
+      <w:szCs w:val="24"/>
+      <w:lang w:val="en-US"/>
+    </w:rPr>
+  </w:style>
+  <w:style w:type="character" w:customStyle="1" w:styleId="afe">
+    <w:name w:val="листинг Знак"/>
+    <w:basedOn w:val="a2"/>
+    <w:link w:val="afd"/>
+    <w:rsid w:val="00E35848"/>
+    <w:rPr>
+      <w:rFonts w:ascii="Courier New" w:hAnsi="Courier New" w:cs="Courier New"/>
+      <w:sz w:val="24"/>
+      <w:szCs w:val="24"/>
+      <w:lang w:val="en-US"/>
+    </w:rPr>
+  </w:style>
 </w:styles>
 </file>
 
@@ -10707,7 +13008,7 @@
 </file>
 
 <file path=customXml/itemProps1.xml><?xml version="1.0" encoding="utf-8"?>
-<ds:datastoreItem xmlns:ds="http://schemas.openxmlformats.org/officeDocument/2006/customXml" ds:itemID="{84A5083B-8AFB-4310-9B99-E46F21A07C88}">
+<ds:datastoreItem xmlns:ds="http://schemas.openxmlformats.org/officeDocument/2006/customXml" ds:itemID="{FC7BCE25-8FAD-4526-AC04-22D779F33FDD}">
   <ds:schemaRefs>
     <ds:schemaRef ds:uri="http://schemas.openxmlformats.org/officeDocument/2006/bibliography"/>
   </ds:schemaRefs>

--- a/3k1s/ОS3-1/лаба02.docx
+++ b/3k1s/ОS3-1/лаба02.docx
@@ -577,11 +577,12 @@
       </w:r>
     </w:p>
     <w:p>
-      <w:proofErr w:type="spellStart"/>
-      <w:r>
-        <w:t>Перехлодим</w:t>
-      </w:r>
-      <w:proofErr w:type="spellEnd"/>
+      <w:r>
+        <w:t>Перехо</w:t>
+      </w:r>
+      <w:r>
+        <w:t>дим</w:t>
+      </w:r>
       <w:r>
         <w:t xml:space="preserve"> в домашний каталог </w:t>
       </w:r>
@@ -1031,7 +1032,10 @@
         <w:t>1.</w:t>
       </w:r>
       <w:r>
-        <w:t>4 – Перехор в катало</w:t>
+        <w:t>4 – Переход</w:t>
+      </w:r>
+      <w:r>
+        <w:t xml:space="preserve"> в катало</w:t>
       </w:r>
       <w:r>
         <w:t>г</w:t>
@@ -1872,11 +1876,9 @@
       <w:r>
         <w:t xml:space="preserve">3 </w:t>
       </w:r>
-      <w:proofErr w:type="gramStart"/>
-      <w:r>
-        <w:t>информацию</w:t>
-      </w:r>
-      <w:proofErr w:type="gramEnd"/>
+      <w:r>
+        <w:t>информацию,</w:t>
+      </w:r>
       <w:r>
         <w:t xml:space="preserve"> вводимую с консоли</w:t>
       </w:r>
@@ -6060,8 +6062,6 @@
       <w:pPr>
         <w:pStyle w:val="2"/>
       </w:pPr>
-      <w:bookmarkStart w:id="0" w:name="_GoBack"/>
-      <w:bookmarkEnd w:id="0"/>
       <w:r>
         <w:lastRenderedPageBreak/>
         <w:t>2.</w:t>
@@ -6765,13 +6765,7 @@
         <w:t>1</w:t>
       </w:r>
       <w:r>
-        <w:t>.</w:t>
-      </w:r>
-      <w:r>
-        <w:t>3</w:t>
-      </w:r>
-      <w:r>
-        <w:t xml:space="preserve"> – </w:t>
+        <w:t xml:space="preserve">.3 – </w:t>
       </w:r>
       <w:r>
         <w:t>С</w:t>
@@ -7300,18 +7294,48 @@
           <w:p>
             <w:pPr>
               <w:pStyle w:val="afd"/>
+            </w:pPr>
+            <w:r>
+              <w:t xml:space="preserve">  echo</w:t>
+            </w:r>
+            <w:r>
+              <w:t xml:space="preserve"> "</w:t>
+            </w:r>
+            <w:r>
               <w:rPr>
                 <w:lang w:val="ru-RU"/>
               </w:rPr>
-            </w:pPr>
-            <w:r>
-              <w:t xml:space="preserve">  echo</w:t>
+              <w:t>Не</w:t>
+            </w:r>
+            <w:r>
+              <w:t xml:space="preserve"> </w:t>
             </w:r>
             <w:r>
               <w:rPr>
                 <w:lang w:val="ru-RU"/>
               </w:rPr>
-              <w:t xml:space="preserve"> "Не указано имя файла!"</w:t>
+              <w:t>указано</w:t>
+            </w:r>
+            <w:r>
+              <w:t xml:space="preserve"> </w:t>
+            </w:r>
+            <w:r>
+              <w:rPr>
+                <w:lang w:val="ru-RU"/>
+              </w:rPr>
+              <w:t>имя</w:t>
+            </w:r>
+            <w:r>
+              <w:t xml:space="preserve"> </w:t>
+            </w:r>
+            <w:r>
+              <w:rPr>
+                <w:lang w:val="ru-RU"/>
+              </w:rPr>
+              <w:t>файла</w:t>
+            </w:r>
+            <w:r>
+              <w:t>!"</w:t>
             </w:r>
           </w:p>
           <w:p>
@@ -7319,9 +7343,6 @@
               <w:pStyle w:val="afd"/>
             </w:pPr>
             <w:r>
-              <w:rPr>
-                <w:lang w:val="ru-RU"/>
-              </w:rPr>
               <w:t xml:space="preserve">  </w:t>
             </w:r>
             <w:r>
@@ -7531,6 +7552,44 @@
             </w:pPr>
             <w:r>
               <w:t xml:space="preserve">    else</w:t>
+            </w:r>
+          </w:p>
+          <w:p>
+            <w:pPr>
+              <w:pStyle w:val="afd"/>
+            </w:pPr>
+            <w:r>
+              <w:t xml:space="preserve">      </w:t>
+            </w:r>
+            <w:r>
+              <w:t>echo</w:t>
+            </w:r>
+            <w:r>
+              <w:t xml:space="preserve"> "</w:t>
+            </w:r>
+            <w:r>
+              <w:rPr>
+                <w:lang w:val="ru-RU"/>
+              </w:rPr>
+              <w:t>Файл</w:t>
+            </w:r>
+            <w:r>
+              <w:t xml:space="preserve"> $</w:t>
+            </w:r>
+            <w:r>
+              <w:t>file</w:t>
+            </w:r>
+            <w:r>
+              <w:t xml:space="preserve"> </w:t>
+            </w:r>
+            <w:r>
+              <w:rPr>
+                <w:lang w:val="ru-RU"/>
+              </w:rPr>
+              <w:t>отсутствует</w:t>
+            </w:r>
+            <w:r>
+              <w:t>!"</w:t>
             </w:r>
           </w:p>
           <w:p>
@@ -7541,41 +7600,6 @@
               </w:rPr>
             </w:pPr>
             <w:r>
-              <w:rPr>
-                <w:lang w:val="ru-RU"/>
-              </w:rPr>
-              <w:t xml:space="preserve">      </w:t>
-            </w:r>
-            <w:r>
-              <w:t>echo</w:t>
-            </w:r>
-            <w:r>
-              <w:rPr>
-                <w:lang w:val="ru-RU"/>
-              </w:rPr>
-              <w:t xml:space="preserve"> "Файл $</w:t>
-            </w:r>
-            <w:r>
-              <w:t>file</w:t>
-            </w:r>
-            <w:r>
-              <w:rPr>
-                <w:lang w:val="ru-RU"/>
-              </w:rPr>
-              <w:t xml:space="preserve"> отсутствует!"</w:t>
-            </w:r>
-          </w:p>
-          <w:p>
-            <w:pPr>
-              <w:pStyle w:val="afd"/>
-              <w:rPr>
-                <w:lang w:val="ru-RU"/>
-              </w:rPr>
-            </w:pPr>
-            <w:r>
-              <w:rPr>
-                <w:lang w:val="ru-RU"/>
-              </w:rPr>
               <w:t xml:space="preserve">    </w:t>
             </w:r>
             <w:proofErr w:type="gramStart"/>
@@ -7650,9 +7674,6 @@
           <w:p>
             <w:pPr>
               <w:pStyle w:val="afd"/>
-              <w:rPr>
-                <w:lang w:val="ru-RU"/>
-              </w:rPr>
             </w:pPr>
             <w:proofErr w:type="spellStart"/>
             <w:r>
@@ -9311,6 +9332,8 @@
       <w:r>
         <w:t xml:space="preserve"> Заключение</w:t>
       </w:r>
+      <w:bookmarkStart w:id="0" w:name="_GoBack"/>
+      <w:bookmarkEnd w:id="0"/>
     </w:p>
     <w:p>
       <w:r>
@@ -9516,7 +9539,7 @@
             <w:sz w:val="28"/>
             <w:szCs w:val="28"/>
           </w:rPr>
-          <w:t>20</w:t>
+          <w:t>23</w:t>
         </w:r>
         <w:r>
           <w:rPr>
@@ -13008,7 +13031,7 @@
 </file>
 
 <file path=customXml/itemProps1.xml><?xml version="1.0" encoding="utf-8"?>
-<ds:datastoreItem xmlns:ds="http://schemas.openxmlformats.org/officeDocument/2006/customXml" ds:itemID="{FC7BCE25-8FAD-4526-AC04-22D779F33FDD}">
+<ds:datastoreItem xmlns:ds="http://schemas.openxmlformats.org/officeDocument/2006/customXml" ds:itemID="{80E6478D-8508-4910-894F-C4084AF2764A}">
   <ds:schemaRefs>
     <ds:schemaRef ds:uri="http://schemas.openxmlformats.org/officeDocument/2006/bibliography"/>
   </ds:schemaRefs>
